--- a/templates/sale/طلب_نقل_حيازة.docx
+++ b/templates/sale/طلب_نقل_حيازة.docx
@@ -517,6 +517,8 @@
       <w:r>
         <w:rPr>
           <w:rFonts w:hint="cs"/>
+          <w:sz w:val="24"/>
+          <w:szCs w:val="24"/>
           <w:rtl/>
           <w:lang w:bidi="ar-EG"/>
         </w:rPr>
@@ -526,6 +528,8 @@
         <w:rPr>
           <w:b/>
           <w:bCs/>
+          <w:sz w:val="24"/>
+          <w:szCs w:val="24"/>
           <w:rtl/>
           <w:lang w:bidi="ar-EG"/>
         </w:rPr>
@@ -535,6 +539,8 @@
         <w:rPr>
           <w:b/>
           <w:bCs/>
+          <w:sz w:val="24"/>
+          <w:szCs w:val="24"/>
           <w:vertAlign w:val="superscript"/>
           <w:rtl/>
           <w:lang w:bidi="ar-EG"/>
@@ -545,6 +551,8 @@
         <w:rPr>
           <w:b/>
           <w:bCs/>
+          <w:sz w:val="24"/>
+          <w:szCs w:val="24"/>
           <w:rtl/>
           <w:lang w:bidi="ar-EG"/>
         </w:rPr>
@@ -554,6 +562,8 @@
         <w:rPr>
           <w:b/>
           <w:bCs/>
+          <w:sz w:val="24"/>
+          <w:szCs w:val="24"/>
           <w:vertAlign w:val="superscript"/>
           <w:rtl/>
           <w:lang w:bidi="ar-EG"/>
@@ -564,6 +574,8 @@
         <w:rPr>
           <w:b/>
           <w:bCs/>
+          <w:sz w:val="24"/>
+          <w:szCs w:val="24"/>
           <w:rtl/>
           <w:lang w:bidi="ar-EG"/>
         </w:rPr>
@@ -573,6 +585,8 @@
         <w:rPr>
           <w:b/>
           <w:bCs/>
+          <w:sz w:val="24"/>
+          <w:szCs w:val="24"/>
           <w:vertAlign w:val="superscript"/>
           <w:rtl/>
           <w:lang w:bidi="ar-EG"/>
@@ -583,6 +597,8 @@
         <w:rPr>
           <w:b/>
           <w:bCs/>
+          <w:sz w:val="24"/>
+          <w:szCs w:val="24"/>
           <w:rtl/>
           <w:lang w:bidi="ar-EG"/>
         </w:rPr>
@@ -1006,17 +1022,9 @@
                 <w:lang w:bidi="ar-EG"/>
               </w:rPr>
             </w:pPr>
-          </w:p>
-        </w:tc>
-        <w:tc>
-          <w:tcPr>
-            <w:tcW w:w="558" w:type="dxa"/>
-            <w:vAlign w:val="center"/>
-          </w:tcPr>
-          <w:p>
-            <w:pPr>
-              <w:jc w:val="center"/>
-              <w:rPr>
+            <w:r>
+              <w:rPr>
+                <w:rFonts w:hint="cs"/>
                 <w:b/>
                 <w:bCs/>
                 <w:sz w:val="26"/>
@@ -1024,10 +1032,19 @@
                 <w:rtl/>
                 <w:lang w:bidi="ar-EG"/>
               </w:rPr>
-            </w:pPr>
-            <w:r>
-              <w:rPr>
-                <w:rFonts w:hint="cs"/>
+              <w:t>ط</w:t>
+            </w:r>
+          </w:p>
+        </w:tc>
+        <w:tc>
+          <w:tcPr>
+            <w:tcW w:w="558" w:type="dxa"/>
+            <w:vAlign w:val="center"/>
+          </w:tcPr>
+          <w:p>
+            <w:pPr>
+              <w:jc w:val="center"/>
+              <w:rPr>
                 <w:b/>
                 <w:bCs/>
                 <w:sz w:val="26"/>
@@ -1035,19 +1052,10 @@
                 <w:rtl/>
                 <w:lang w:bidi="ar-EG"/>
               </w:rPr>
-              <w:t>س</w:t>
-            </w:r>
-          </w:p>
-        </w:tc>
-        <w:tc>
-          <w:tcPr>
-            <w:tcW w:w="595" w:type="dxa"/>
-            <w:vAlign w:val="center"/>
-          </w:tcPr>
-          <w:p>
-            <w:pPr>
-              <w:jc w:val="center"/>
-              <w:rPr>
+            </w:pPr>
+            <w:r>
+              <w:rPr>
+                <w:rFonts w:hint="cs"/>
                 <w:b/>
                 <w:bCs/>
                 <w:sz w:val="26"/>
@@ -1055,10 +1063,19 @@
                 <w:rtl/>
                 <w:lang w:bidi="ar-EG"/>
               </w:rPr>
-            </w:pPr>
-            <w:r>
-              <w:rPr>
-                <w:rFonts w:hint="cs"/>
+              <w:t>ف</w:t>
+            </w:r>
+          </w:p>
+        </w:tc>
+        <w:tc>
+          <w:tcPr>
+            <w:tcW w:w="595" w:type="dxa"/>
+            <w:vAlign w:val="center"/>
+          </w:tcPr>
+          <w:p>
+            <w:pPr>
+              <w:jc w:val="center"/>
+              <w:rPr>
                 <w:b/>
                 <w:bCs/>
                 <w:sz w:val="26"/>
@@ -1066,19 +1083,10 @@
                 <w:rtl/>
                 <w:lang w:bidi="ar-EG"/>
               </w:rPr>
-              <w:t>ط</w:t>
-            </w:r>
-          </w:p>
-        </w:tc>
-        <w:tc>
-          <w:tcPr>
-            <w:tcW w:w="497" w:type="dxa"/>
-            <w:vAlign w:val="center"/>
-          </w:tcPr>
-          <w:p>
-            <w:pPr>
-              <w:jc w:val="center"/>
-              <w:rPr>
+            </w:pPr>
+            <w:r>
+              <w:rPr>
+                <w:rFonts w:hint="cs"/>
                 <w:b/>
                 <w:bCs/>
                 <w:sz w:val="26"/>
@@ -1086,10 +1094,19 @@
                 <w:rtl/>
                 <w:lang w:bidi="ar-EG"/>
               </w:rPr>
-            </w:pPr>
-            <w:r>
-              <w:rPr>
-                <w:rFonts w:hint="cs"/>
+              <w:t>س</w:t>
+            </w:r>
+          </w:p>
+        </w:tc>
+        <w:tc>
+          <w:tcPr>
+            <w:tcW w:w="497" w:type="dxa"/>
+            <w:vAlign w:val="center"/>
+          </w:tcPr>
+          <w:p>
+            <w:pPr>
+              <w:jc w:val="center"/>
+              <w:rPr>
                 <w:b/>
                 <w:bCs/>
                 <w:sz w:val="26"/>
@@ -1097,19 +1114,10 @@
                 <w:rtl/>
                 <w:lang w:bidi="ar-EG"/>
               </w:rPr>
-              <w:t>ف</w:t>
-            </w:r>
-          </w:p>
-        </w:tc>
-        <w:tc>
-          <w:tcPr>
-            <w:tcW w:w="558" w:type="dxa"/>
-            <w:vAlign w:val="center"/>
-          </w:tcPr>
-          <w:p>
-            <w:pPr>
-              <w:jc w:val="center"/>
-              <w:rPr>
+            </w:pPr>
+            <w:r>
+              <w:rPr>
+                <w:rFonts w:hint="cs"/>
                 <w:b/>
                 <w:bCs/>
                 <w:sz w:val="26"/>
@@ -1117,10 +1125,19 @@
                 <w:rtl/>
                 <w:lang w:bidi="ar-EG"/>
               </w:rPr>
-            </w:pPr>
-            <w:r>
-              <w:rPr>
-                <w:rFonts w:hint="cs"/>
+              <w:t>ط</w:t>
+            </w:r>
+          </w:p>
+        </w:tc>
+        <w:tc>
+          <w:tcPr>
+            <w:tcW w:w="558" w:type="dxa"/>
+            <w:vAlign w:val="center"/>
+          </w:tcPr>
+          <w:p>
+            <w:pPr>
+              <w:jc w:val="center"/>
+              <w:rPr>
                 <w:b/>
                 <w:bCs/>
                 <w:sz w:val="26"/>
@@ -1128,19 +1145,10 @@
                 <w:rtl/>
                 <w:lang w:bidi="ar-EG"/>
               </w:rPr>
-              <w:t>س</w:t>
-            </w:r>
-          </w:p>
-        </w:tc>
-        <w:tc>
-          <w:tcPr>
-            <w:tcW w:w="848" w:type="dxa"/>
-            <w:vAlign w:val="center"/>
-          </w:tcPr>
-          <w:p>
-            <w:pPr>
-              <w:jc w:val="center"/>
-              <w:rPr>
+            </w:pPr>
+            <w:r>
+              <w:rPr>
+                <w:rFonts w:hint="cs"/>
                 <w:b/>
                 <w:bCs/>
                 <w:sz w:val="26"/>
@@ -1148,12 +1156,13 @@
                 <w:rtl/>
                 <w:lang w:bidi="ar-EG"/>
               </w:rPr>
-            </w:pPr>
-          </w:p>
-        </w:tc>
-        <w:tc>
-          <w:tcPr>
-            <w:tcW w:w="992" w:type="dxa"/>
+              <w:t>ف</w:t>
+            </w:r>
+          </w:p>
+        </w:tc>
+        <w:tc>
+          <w:tcPr>
+            <w:tcW w:w="848" w:type="dxa"/>
             <w:vAlign w:val="center"/>
           </w:tcPr>
           <w:p>
@@ -1178,13 +1187,13 @@
                 <w:rtl/>
                 <w:lang w:bidi="ar-EG"/>
               </w:rPr>
-              <w:t>س</w:t>
-            </w:r>
-          </w:p>
-        </w:tc>
-        <w:tc>
-          <w:tcPr>
-            <w:tcW w:w="851" w:type="dxa"/>
+              <w:t>بحري</w:t>
+            </w:r>
+          </w:p>
+        </w:tc>
+        <w:tc>
+          <w:tcPr>
+            <w:tcW w:w="992" w:type="dxa"/>
             <w:vAlign w:val="center"/>
           </w:tcPr>
           <w:p>
@@ -1209,13 +1218,13 @@
                 <w:rtl/>
                 <w:lang w:bidi="ar-EG"/>
               </w:rPr>
-              <w:t>ط</w:t>
-            </w:r>
-          </w:p>
-        </w:tc>
-        <w:tc>
-          <w:tcPr>
-            <w:tcW w:w="1053" w:type="dxa"/>
+              <w:t>قبلي</w:t>
+            </w:r>
+          </w:p>
+        </w:tc>
+        <w:tc>
+          <w:tcPr>
+            <w:tcW w:w="851" w:type="dxa"/>
             <w:vAlign w:val="center"/>
           </w:tcPr>
           <w:p>
@@ -1240,7 +1249,38 @@
                 <w:rtl/>
                 <w:lang w:bidi="ar-EG"/>
               </w:rPr>
-              <w:t>ف</w:t>
+              <w:t>شرقي</w:t>
+            </w:r>
+          </w:p>
+        </w:tc>
+        <w:tc>
+          <w:tcPr>
+            <w:tcW w:w="1053" w:type="dxa"/>
+            <w:vAlign w:val="center"/>
+          </w:tcPr>
+          <w:p>
+            <w:pPr>
+              <w:jc w:val="center"/>
+              <w:rPr>
+                <w:b/>
+                <w:bCs/>
+                <w:sz w:val="26"/>
+                <w:szCs w:val="26"/>
+                <w:rtl/>
+                <w:lang w:bidi="ar-EG"/>
+              </w:rPr>
+            </w:pPr>
+            <w:r>
+              <w:rPr>
+                <w:rFonts w:hint="cs"/>
+                <w:b/>
+                <w:bCs/>
+                <w:sz w:val="26"/>
+                <w:szCs w:val="26"/>
+                <w:rtl/>
+                <w:lang w:bidi="ar-EG"/>
+              </w:rPr>
+              <w:t>غربي</w:t>
             </w:r>
           </w:p>
         </w:tc>
@@ -1269,121 +1309,27 @@
             </w:pPr>
             <w:r>
               <w:rPr>
-                <w:rFonts w:cs="Arial"/>
-                <w:b/>
-                <w:bCs/>
-                <w:rtl/>
-              </w:rPr>
-              <w:t>{%</w:t>
-            </w:r>
-            <w:r>
-              <w:rPr>
-                <w:b/>
-                <w:bCs/>
-              </w:rPr>
-              <w:t>p for l in lands</w:t>
-            </w:r>
-            <w:r>
-              <w:rPr>
-                <w:rFonts w:cs="Arial"/>
-                <w:b/>
-                <w:bCs/>
-                <w:rtl/>
-              </w:rPr>
-              <w:t xml:space="preserve"> %}</w:t>
-            </w:r>
-            <w:bookmarkStart w:id="0" w:name="_GoBack"/>
-            <w:bookmarkEnd w:id="0"/>
-          </w:p>
-          <w:p>
-            <w:pPr>
-              <w:jc w:val="center"/>
-              <w:rPr>
-                <w:b/>
-                <w:bCs/>
-              </w:rPr>
-            </w:pPr>
-            <w:r>
-              <w:rPr>
-                <w:rFonts w:cs="Arial"/>
-                <w:b/>
-                <w:bCs/>
-                <w:rtl/>
-              </w:rPr>
-              <w:t xml:space="preserve">{{ </w:t>
-            </w:r>
-            <w:r>
-              <w:rPr>
-                <w:b/>
-                <w:bCs/>
-              </w:rPr>
-              <w:t>l.hod</w:t>
-            </w:r>
-            <w:r>
-              <w:rPr>
-                <w:rFonts w:cs="Arial"/>
-                <w:b/>
-                <w:bCs/>
-                <w:rtl/>
-              </w:rPr>
-              <w:t xml:space="preserve"> }}</w:t>
-            </w:r>
-          </w:p>
-          <w:p>
-            <w:pPr>
-              <w:jc w:val="center"/>
-              <w:rPr>
-                <w:rFonts w:cs="Arial"/>
-                <w:b/>
-                <w:bCs/>
-                <w:rtl/>
-              </w:rPr>
-            </w:pPr>
-          </w:p>
-          <w:p>
-            <w:pPr>
-              <w:jc w:val="center"/>
-              <w:rPr>
-                <w:rFonts w:cs="Arial"/>
-                <w:b/>
-                <w:bCs/>
-                <w:rtl/>
-              </w:rPr>
-            </w:pPr>
-          </w:p>
-          <w:p>
-            <w:pPr>
-              <w:jc w:val="center"/>
-              <w:rPr>
-                <w:b/>
-                <w:bCs/>
-                <w:rtl/>
-              </w:rPr>
-            </w:pPr>
-            <w:r>
-              <w:rPr>
-                <w:rFonts w:cs="Arial"/>
-                <w:b/>
-                <w:bCs/>
-                <w:rtl/>
-              </w:rPr>
-              <w:t>{%</w:t>
-            </w:r>
-            <w:r>
-              <w:rPr>
-                <w:b/>
-                <w:bCs/>
-              </w:rPr>
-              <w:t>p endfor</w:t>
-            </w:r>
-            <w:r>
-              <w:rPr>
-                <w:rFonts w:cs="Arial"/>
-                <w:b/>
-                <w:bCs/>
-                <w:rtl/>
-              </w:rPr>
-              <w:t xml:space="preserve"> %}</w:t>
+                <w:b/>
+                <w:bCs/>
+              </w:rPr>
+              <w:t>{% tr for l in lands %}</w:t>
+            </w:r>
+          </w:p>
+          <w:p>
+            <w:pPr>
+              <w:jc w:val="center"/>
+              <w:rPr>
+                <w:b/>
+                <w:bCs/>
+                <w:rtl/>
+              </w:rPr>
+            </w:pPr>
+            <w:r>
+              <w:rPr>
+                <w:b/>
+                <w:bCs/>
+              </w:rPr>
+              <w:t>{{ l.hod }}</w:t>
             </w:r>
           </w:p>
         </w:tc>
@@ -1401,48 +1347,13 @@
               <w:rPr>
                 <w:b/>
                 <w:bCs/>
-              </w:rPr>
-            </w:pPr>
-            <w:r>
-              <w:rPr>
-                <w:rFonts w:cs="Arial"/>
-                <w:b/>
-                <w:bCs/>
-                <w:rtl/>
-              </w:rPr>
-              <w:t>{%</w:t>
-            </w:r>
-            <w:r>
-              <w:rPr>
-                <w:b/>
-                <w:bCs/>
-              </w:rPr>
-              <w:t>p for l in lands</w:t>
-            </w:r>
-            <w:r>
-              <w:rPr>
-                <w:rFonts w:cs="Arial"/>
-                <w:b/>
-                <w:bCs/>
-                <w:rtl/>
-              </w:rPr>
-              <w:t xml:space="preserve"> %}</w:t>
-            </w:r>
-          </w:p>
-          <w:p>
-            <w:pPr>
-              <w:jc w:val="center"/>
-              <w:rPr>
-                <w:b/>
-                <w:bCs/>
-              </w:rPr>
-            </w:pPr>
-            <w:r>
-              <w:rPr>
-                <w:rFonts w:cs="Arial"/>
-                <w:b/>
-                <w:bCs/>
-                <w:rtl/>
+                <w:rtl/>
+              </w:rPr>
+            </w:pPr>
+            <w:r>
+              <w:rPr>
+                <w:b/>
+                <w:bCs/>
               </w:rPr>
               <w:t xml:space="preserve">{{ </w:t>
             </w:r>
@@ -1457,69 +1368,10 @@
             <w:proofErr w:type="spellEnd"/>
             <w:r>
               <w:rPr>
-                <w:rFonts w:cs="Arial"/>
-                <w:b/>
-                <w:bCs/>
-                <w:rtl/>
+                <w:b/>
+                <w:bCs/>
               </w:rPr>
               <w:t xml:space="preserve"> }}</w:t>
-            </w:r>
-          </w:p>
-          <w:p>
-            <w:pPr>
-              <w:jc w:val="center"/>
-              <w:rPr>
-                <w:rFonts w:cs="Arial"/>
-                <w:b/>
-                <w:bCs/>
-                <w:rtl/>
-              </w:rPr>
-            </w:pPr>
-          </w:p>
-          <w:p>
-            <w:pPr>
-              <w:jc w:val="center"/>
-              <w:rPr>
-                <w:rFonts w:cs="Arial"/>
-                <w:b/>
-                <w:bCs/>
-                <w:rtl/>
-              </w:rPr>
-            </w:pPr>
-          </w:p>
-          <w:p>
-            <w:pPr>
-              <w:jc w:val="center"/>
-              <w:rPr>
-                <w:b/>
-                <w:bCs/>
-                <w:rtl/>
-              </w:rPr>
-            </w:pPr>
-            <w:r>
-              <w:rPr>
-                <w:rFonts w:cs="Arial"/>
-                <w:b/>
-                <w:bCs/>
-                <w:rtl/>
-              </w:rPr>
-              <w:t>{%</w:t>
-            </w:r>
-            <w:r>
-              <w:rPr>
-                <w:b/>
-                <w:bCs/>
-              </w:rPr>
-              <w:t>p endfor</w:t>
-            </w:r>
-            <w:r>
-              <w:rPr>
-                <w:rFonts w:cs="Arial"/>
-                <w:b/>
-                <w:bCs/>
-                <w:rtl/>
-              </w:rPr>
-              <w:t xml:space="preserve"> %}</w:t>
             </w:r>
           </w:p>
         </w:tc>
@@ -1537,48 +1389,13 @@
               <w:rPr>
                 <w:b/>
                 <w:bCs/>
-              </w:rPr>
-            </w:pPr>
-            <w:r>
-              <w:rPr>
-                <w:rFonts w:cs="Arial"/>
-                <w:b/>
-                <w:bCs/>
-                <w:rtl/>
-              </w:rPr>
-              <w:t>{%</w:t>
-            </w:r>
-            <w:r>
-              <w:rPr>
-                <w:b/>
-                <w:bCs/>
-              </w:rPr>
-              <w:t>p for l in lands</w:t>
-            </w:r>
-            <w:r>
-              <w:rPr>
-                <w:rFonts w:cs="Arial"/>
-                <w:b/>
-                <w:bCs/>
-                <w:rtl/>
-              </w:rPr>
-              <w:t xml:space="preserve"> %}</w:t>
-            </w:r>
-          </w:p>
-          <w:p>
-            <w:pPr>
-              <w:jc w:val="center"/>
-              <w:rPr>
-                <w:b/>
-                <w:bCs/>
-              </w:rPr>
-            </w:pPr>
-            <w:r>
-              <w:rPr>
-                <w:rFonts w:cs="Arial"/>
-                <w:b/>
-                <w:bCs/>
-                <w:rtl/>
+                <w:rtl/>
+              </w:rPr>
+            </w:pPr>
+            <w:r>
+              <w:rPr>
+                <w:b/>
+                <w:bCs/>
               </w:rPr>
               <w:t xml:space="preserve">{{ </w:t>
             </w:r>
@@ -1588,74 +1405,15 @@
                 <w:b/>
                 <w:bCs/>
               </w:rPr>
-              <w:t>l.s</w:t>
+              <w:t>l.k</w:t>
             </w:r>
             <w:proofErr w:type="spellEnd"/>
             <w:r>
               <w:rPr>
-                <w:rFonts w:cs="Arial"/>
-                <w:b/>
-                <w:bCs/>
-                <w:rtl/>
+                <w:b/>
+                <w:bCs/>
               </w:rPr>
               <w:t xml:space="preserve"> }}</w:t>
-            </w:r>
-          </w:p>
-          <w:p>
-            <w:pPr>
-              <w:jc w:val="center"/>
-              <w:rPr>
-                <w:rFonts w:cs="Arial"/>
-                <w:b/>
-                <w:bCs/>
-                <w:rtl/>
-              </w:rPr>
-            </w:pPr>
-          </w:p>
-          <w:p>
-            <w:pPr>
-              <w:jc w:val="center"/>
-              <w:rPr>
-                <w:rFonts w:cs="Arial"/>
-                <w:b/>
-                <w:bCs/>
-                <w:rtl/>
-              </w:rPr>
-            </w:pPr>
-          </w:p>
-          <w:p>
-            <w:pPr>
-              <w:jc w:val="center"/>
-              <w:rPr>
-                <w:b/>
-                <w:bCs/>
-                <w:rtl/>
-              </w:rPr>
-            </w:pPr>
-            <w:r>
-              <w:rPr>
-                <w:rFonts w:cs="Arial"/>
-                <w:b/>
-                <w:bCs/>
-                <w:rtl/>
-              </w:rPr>
-              <w:t>{%</w:t>
-            </w:r>
-            <w:r>
-              <w:rPr>
-                <w:b/>
-                <w:bCs/>
-              </w:rPr>
-              <w:t>p endfor</w:t>
-            </w:r>
-            <w:r>
-              <w:rPr>
-                <w:rFonts w:cs="Arial"/>
-                <w:b/>
-                <w:bCs/>
-                <w:rtl/>
-              </w:rPr>
-              <w:t xml:space="preserve"> %}</w:t>
             </w:r>
           </w:p>
         </w:tc>
@@ -1673,48 +1431,13 @@
               <w:rPr>
                 <w:b/>
                 <w:bCs/>
-              </w:rPr>
-            </w:pPr>
-            <w:r>
-              <w:rPr>
-                <w:rFonts w:cs="Arial"/>
-                <w:b/>
-                <w:bCs/>
-                <w:rtl/>
-              </w:rPr>
-              <w:t>{%</w:t>
-            </w:r>
-            <w:r>
-              <w:rPr>
-                <w:b/>
-                <w:bCs/>
-              </w:rPr>
-              <w:t>p for l in lands</w:t>
-            </w:r>
-            <w:r>
-              <w:rPr>
-                <w:rFonts w:cs="Arial"/>
-                <w:b/>
-                <w:bCs/>
-                <w:rtl/>
-              </w:rPr>
-              <w:t xml:space="preserve"> %}</w:t>
-            </w:r>
-          </w:p>
-          <w:p>
-            <w:pPr>
-              <w:jc w:val="center"/>
-              <w:rPr>
-                <w:b/>
-                <w:bCs/>
-              </w:rPr>
-            </w:pPr>
-            <w:r>
-              <w:rPr>
-                <w:rFonts w:cs="Arial"/>
-                <w:b/>
-                <w:bCs/>
-                <w:rtl/>
+                <w:rtl/>
+              </w:rPr>
+            </w:pPr>
+            <w:r>
+              <w:rPr>
+                <w:b/>
+                <w:bCs/>
               </w:rPr>
               <w:t xml:space="preserve">{{ </w:t>
             </w:r>
@@ -1724,74 +1447,15 @@
                 <w:b/>
                 <w:bCs/>
               </w:rPr>
-              <w:t>l.s</w:t>
+              <w:t>l.f</w:t>
             </w:r>
             <w:proofErr w:type="spellEnd"/>
             <w:r>
               <w:rPr>
-                <w:rFonts w:cs="Arial"/>
-                <w:b/>
-                <w:bCs/>
-                <w:rtl/>
+                <w:b/>
+                <w:bCs/>
               </w:rPr>
               <w:t xml:space="preserve"> }}</w:t>
-            </w:r>
-          </w:p>
-          <w:p>
-            <w:pPr>
-              <w:jc w:val="center"/>
-              <w:rPr>
-                <w:rFonts w:cs="Arial"/>
-                <w:b/>
-                <w:bCs/>
-                <w:rtl/>
-              </w:rPr>
-            </w:pPr>
-          </w:p>
-          <w:p>
-            <w:pPr>
-              <w:jc w:val="center"/>
-              <w:rPr>
-                <w:rFonts w:cs="Arial"/>
-                <w:b/>
-                <w:bCs/>
-                <w:rtl/>
-              </w:rPr>
-            </w:pPr>
-          </w:p>
-          <w:p>
-            <w:pPr>
-              <w:jc w:val="center"/>
-              <w:rPr>
-                <w:b/>
-                <w:bCs/>
-                <w:rtl/>
-              </w:rPr>
-            </w:pPr>
-            <w:r>
-              <w:rPr>
-                <w:rFonts w:cs="Arial"/>
-                <w:b/>
-                <w:bCs/>
-                <w:rtl/>
-              </w:rPr>
-              <w:t>{%</w:t>
-            </w:r>
-            <w:r>
-              <w:rPr>
-                <w:b/>
-                <w:bCs/>
-              </w:rPr>
-              <w:t>p endfor</w:t>
-            </w:r>
-            <w:r>
-              <w:rPr>
-                <w:rFonts w:cs="Arial"/>
-                <w:b/>
-                <w:bCs/>
-                <w:rtl/>
-              </w:rPr>
-              <w:t xml:space="preserve"> %}</w:t>
             </w:r>
           </w:p>
         </w:tc>
@@ -1807,110 +1471,15 @@
             <w:pPr>
               <w:jc w:val="center"/>
               <w:rPr>
-                <w:b/>
-                <w:bCs/>
-              </w:rPr>
-            </w:pPr>
-            <w:r>
-              <w:rPr>
-                <w:rFonts w:cs="Arial"/>
-                <w:b/>
-                <w:bCs/>
-                <w:rtl/>
-              </w:rPr>
-              <w:t>{%</w:t>
-            </w:r>
-            <w:r>
-              <w:rPr>
-                <w:b/>
-                <w:bCs/>
-              </w:rPr>
-              <w:t>p for l in lands</w:t>
-            </w:r>
-            <w:r>
-              <w:rPr>
-                <w:rFonts w:cs="Arial"/>
-                <w:b/>
-                <w:bCs/>
-                <w:rtl/>
-              </w:rPr>
-              <w:t xml:space="preserve"> %}</w:t>
-            </w:r>
-          </w:p>
-          <w:p>
-            <w:pPr>
-              <w:jc w:val="center"/>
-              <w:rPr>
-                <w:b/>
-                <w:bCs/>
-                <w:rtl/>
-              </w:rPr>
-            </w:pPr>
-            <w:r>
-              <w:rPr>
-                <w:rFonts w:cs="Arial"/>
-                <w:b/>
-                <w:bCs/>
+                <w:rtl/>
+              </w:rPr>
+            </w:pPr>
+            <w:r>
+              <w:rPr>
+                <w:rFonts w:hint="cs"/>
                 <w:rtl/>
               </w:rPr>
               <w:t>ــ</w:t>
-            </w:r>
-          </w:p>
-          <w:p>
-            <w:pPr>
-              <w:jc w:val="center"/>
-              <w:rPr>
-                <w:rFonts w:cs="Arial"/>
-                <w:b/>
-                <w:bCs/>
-                <w:rtl/>
-              </w:rPr>
-            </w:pPr>
-          </w:p>
-          <w:p>
-            <w:pPr>
-              <w:jc w:val="center"/>
-              <w:rPr>
-                <w:rFonts w:cs="Arial"/>
-                <w:b/>
-                <w:bCs/>
-                <w:rtl/>
-              </w:rPr>
-            </w:pPr>
-          </w:p>
-          <w:p>
-            <w:pPr>
-              <w:jc w:val="center"/>
-              <w:rPr>
-                <w:b/>
-                <w:bCs/>
-                <w:rtl/>
-              </w:rPr>
-            </w:pPr>
-            <w:r>
-              <w:rPr>
-                <w:rFonts w:cs="Arial"/>
-                <w:b/>
-                <w:bCs/>
-                <w:rtl/>
-              </w:rPr>
-              <w:t>{%</w:t>
-            </w:r>
-            <w:r>
-              <w:rPr>
-                <w:b/>
-                <w:bCs/>
-              </w:rPr>
-              <w:t>p endfor</w:t>
-            </w:r>
-            <w:r>
-              <w:rPr>
-                <w:rFonts w:cs="Arial"/>
-                <w:b/>
-                <w:bCs/>
-                <w:rtl/>
-              </w:rPr>
-              <w:t xml:space="preserve"> %}</w:t>
             </w:r>
           </w:p>
         </w:tc>
@@ -1926,110 +1495,15 @@
             <w:pPr>
               <w:jc w:val="center"/>
               <w:rPr>
-                <w:b/>
-                <w:bCs/>
-              </w:rPr>
-            </w:pPr>
-            <w:r>
-              <w:rPr>
-                <w:rFonts w:cs="Arial"/>
-                <w:b/>
-                <w:bCs/>
-                <w:rtl/>
-              </w:rPr>
-              <w:t>{%</w:t>
-            </w:r>
-            <w:r>
-              <w:rPr>
-                <w:b/>
-                <w:bCs/>
-              </w:rPr>
-              <w:t>p for l in lands</w:t>
-            </w:r>
-            <w:r>
-              <w:rPr>
-                <w:rFonts w:cs="Arial"/>
-                <w:b/>
-                <w:bCs/>
-                <w:rtl/>
-              </w:rPr>
-              <w:t xml:space="preserve"> %}</w:t>
-            </w:r>
-          </w:p>
-          <w:p>
-            <w:pPr>
-              <w:jc w:val="center"/>
-              <w:rPr>
-                <w:b/>
-                <w:bCs/>
-                <w:rtl/>
-              </w:rPr>
-            </w:pPr>
-            <w:r>
-              <w:rPr>
-                <w:rFonts w:cs="Arial"/>
-                <w:b/>
-                <w:bCs/>
+                <w:rtl/>
+              </w:rPr>
+            </w:pPr>
+            <w:r>
+              <w:rPr>
+                <w:rFonts w:hint="cs"/>
                 <w:rtl/>
               </w:rPr>
               <w:t>ــ</w:t>
-            </w:r>
-          </w:p>
-          <w:p>
-            <w:pPr>
-              <w:jc w:val="center"/>
-              <w:rPr>
-                <w:rFonts w:cs="Arial"/>
-                <w:b/>
-                <w:bCs/>
-                <w:rtl/>
-              </w:rPr>
-            </w:pPr>
-          </w:p>
-          <w:p>
-            <w:pPr>
-              <w:jc w:val="center"/>
-              <w:rPr>
-                <w:rFonts w:cs="Arial"/>
-                <w:b/>
-                <w:bCs/>
-                <w:rtl/>
-              </w:rPr>
-            </w:pPr>
-          </w:p>
-          <w:p>
-            <w:pPr>
-              <w:jc w:val="center"/>
-              <w:rPr>
-                <w:b/>
-                <w:bCs/>
-                <w:rtl/>
-              </w:rPr>
-            </w:pPr>
-            <w:r>
-              <w:rPr>
-                <w:rFonts w:cs="Arial"/>
-                <w:b/>
-                <w:bCs/>
-                <w:rtl/>
-              </w:rPr>
-              <w:t>{%</w:t>
-            </w:r>
-            <w:r>
-              <w:rPr>
-                <w:b/>
-                <w:bCs/>
-              </w:rPr>
-              <w:t>p endfor</w:t>
-            </w:r>
-            <w:r>
-              <w:rPr>
-                <w:rFonts w:cs="Arial"/>
-                <w:b/>
-                <w:bCs/>
-                <w:rtl/>
-              </w:rPr>
-              <w:t xml:space="preserve"> %}</w:t>
             </w:r>
           </w:p>
         </w:tc>
@@ -2045,110 +1519,15 @@
             <w:pPr>
               <w:jc w:val="center"/>
               <w:rPr>
-                <w:b/>
-                <w:bCs/>
-              </w:rPr>
-            </w:pPr>
-            <w:r>
-              <w:rPr>
-                <w:rFonts w:cs="Arial"/>
-                <w:b/>
-                <w:bCs/>
-                <w:rtl/>
-              </w:rPr>
-              <w:t>{%</w:t>
-            </w:r>
-            <w:r>
-              <w:rPr>
-                <w:b/>
-                <w:bCs/>
-              </w:rPr>
-              <w:t>p for l in lands</w:t>
-            </w:r>
-            <w:r>
-              <w:rPr>
-                <w:rFonts w:cs="Arial"/>
-                <w:b/>
-                <w:bCs/>
-                <w:rtl/>
-              </w:rPr>
-              <w:t xml:space="preserve"> %}</w:t>
-            </w:r>
-          </w:p>
-          <w:p>
-            <w:pPr>
-              <w:jc w:val="center"/>
-              <w:rPr>
-                <w:b/>
-                <w:bCs/>
-                <w:rtl/>
-              </w:rPr>
-            </w:pPr>
-            <w:r>
-              <w:rPr>
-                <w:rFonts w:cs="Arial"/>
-                <w:b/>
-                <w:bCs/>
+                <w:rtl/>
+              </w:rPr>
+            </w:pPr>
+            <w:r>
+              <w:rPr>
+                <w:rFonts w:hint="cs"/>
                 <w:rtl/>
               </w:rPr>
               <w:t>ــ</w:t>
-            </w:r>
-          </w:p>
-          <w:p>
-            <w:pPr>
-              <w:jc w:val="center"/>
-              <w:rPr>
-                <w:rFonts w:cs="Arial"/>
-                <w:b/>
-                <w:bCs/>
-                <w:rtl/>
-              </w:rPr>
-            </w:pPr>
-          </w:p>
-          <w:p>
-            <w:pPr>
-              <w:jc w:val="center"/>
-              <w:rPr>
-                <w:rFonts w:cs="Arial"/>
-                <w:b/>
-                <w:bCs/>
-                <w:rtl/>
-              </w:rPr>
-            </w:pPr>
-          </w:p>
-          <w:p>
-            <w:pPr>
-              <w:jc w:val="center"/>
-              <w:rPr>
-                <w:b/>
-                <w:bCs/>
-                <w:rtl/>
-              </w:rPr>
-            </w:pPr>
-            <w:r>
-              <w:rPr>
-                <w:rFonts w:cs="Arial"/>
-                <w:b/>
-                <w:bCs/>
-                <w:rtl/>
-              </w:rPr>
-              <w:t>{%</w:t>
-            </w:r>
-            <w:r>
-              <w:rPr>
-                <w:b/>
-                <w:bCs/>
-              </w:rPr>
-              <w:t>p endfor</w:t>
-            </w:r>
-            <w:r>
-              <w:rPr>
-                <w:rFonts w:cs="Arial"/>
-                <w:b/>
-                <w:bCs/>
-                <w:rtl/>
-              </w:rPr>
-              <w:t xml:space="preserve"> %}</w:t>
             </w:r>
           </w:p>
         </w:tc>
@@ -2164,110 +1543,15 @@
             <w:pPr>
               <w:jc w:val="center"/>
               <w:rPr>
-                <w:b/>
-                <w:bCs/>
-              </w:rPr>
-            </w:pPr>
-            <w:r>
-              <w:rPr>
-                <w:rFonts w:cs="Arial"/>
-                <w:b/>
-                <w:bCs/>
-                <w:rtl/>
-              </w:rPr>
-              <w:t>{%</w:t>
-            </w:r>
-            <w:r>
-              <w:rPr>
-                <w:b/>
-                <w:bCs/>
-              </w:rPr>
-              <w:t>p for l in lands</w:t>
-            </w:r>
-            <w:r>
-              <w:rPr>
-                <w:rFonts w:cs="Arial"/>
-                <w:b/>
-                <w:bCs/>
-                <w:rtl/>
-              </w:rPr>
-              <w:t xml:space="preserve"> %}</w:t>
-            </w:r>
-          </w:p>
-          <w:p>
-            <w:pPr>
-              <w:jc w:val="center"/>
-              <w:rPr>
-                <w:b/>
-                <w:bCs/>
-                <w:rtl/>
-              </w:rPr>
-            </w:pPr>
-            <w:r>
-              <w:rPr>
-                <w:rFonts w:cs="Arial"/>
-                <w:b/>
-                <w:bCs/>
+                <w:rtl/>
+              </w:rPr>
+            </w:pPr>
+            <w:r>
+              <w:rPr>
+                <w:rFonts w:hint="cs"/>
                 <w:rtl/>
               </w:rPr>
               <w:t>ــ</w:t>
-            </w:r>
-          </w:p>
-          <w:p>
-            <w:pPr>
-              <w:jc w:val="center"/>
-              <w:rPr>
-                <w:rFonts w:cs="Arial"/>
-                <w:b/>
-                <w:bCs/>
-                <w:rtl/>
-              </w:rPr>
-            </w:pPr>
-          </w:p>
-          <w:p>
-            <w:pPr>
-              <w:jc w:val="center"/>
-              <w:rPr>
-                <w:rFonts w:cs="Arial"/>
-                <w:b/>
-                <w:bCs/>
-                <w:rtl/>
-              </w:rPr>
-            </w:pPr>
-          </w:p>
-          <w:p>
-            <w:pPr>
-              <w:jc w:val="center"/>
-              <w:rPr>
-                <w:b/>
-                <w:bCs/>
-                <w:rtl/>
-              </w:rPr>
-            </w:pPr>
-            <w:r>
-              <w:rPr>
-                <w:rFonts w:cs="Arial"/>
-                <w:b/>
-                <w:bCs/>
-                <w:rtl/>
-              </w:rPr>
-              <w:t>{%</w:t>
-            </w:r>
-            <w:r>
-              <w:rPr>
-                <w:b/>
-                <w:bCs/>
-              </w:rPr>
-              <w:t>p endfor</w:t>
-            </w:r>
-            <w:r>
-              <w:rPr>
-                <w:rFonts w:cs="Arial"/>
-                <w:b/>
-                <w:bCs/>
-                <w:rtl/>
-              </w:rPr>
-              <w:t xml:space="preserve"> %}</w:t>
             </w:r>
           </w:p>
         </w:tc>
@@ -2283,110 +1567,15 @@
             <w:pPr>
               <w:jc w:val="center"/>
               <w:rPr>
-                <w:b/>
-                <w:bCs/>
-              </w:rPr>
-            </w:pPr>
-            <w:r>
-              <w:rPr>
-                <w:rFonts w:cs="Arial"/>
-                <w:b/>
-                <w:bCs/>
-                <w:rtl/>
-              </w:rPr>
-              <w:t>{%</w:t>
-            </w:r>
-            <w:r>
-              <w:rPr>
-                <w:b/>
-                <w:bCs/>
-              </w:rPr>
-              <w:t>p for l in lands</w:t>
-            </w:r>
-            <w:r>
-              <w:rPr>
-                <w:rFonts w:cs="Arial"/>
-                <w:b/>
-                <w:bCs/>
-                <w:rtl/>
-              </w:rPr>
-              <w:t xml:space="preserve"> %}</w:t>
-            </w:r>
-          </w:p>
-          <w:p>
-            <w:pPr>
-              <w:jc w:val="center"/>
-              <w:rPr>
-                <w:b/>
-                <w:bCs/>
-                <w:rtl/>
-              </w:rPr>
-            </w:pPr>
-            <w:r>
-              <w:rPr>
-                <w:rFonts w:cs="Arial"/>
-                <w:b/>
-                <w:bCs/>
+                <w:rtl/>
+              </w:rPr>
+            </w:pPr>
+            <w:r>
+              <w:rPr>
+                <w:rFonts w:hint="cs"/>
                 <w:rtl/>
               </w:rPr>
               <w:t>ــ</w:t>
-            </w:r>
-          </w:p>
-          <w:p>
-            <w:pPr>
-              <w:jc w:val="center"/>
-              <w:rPr>
-                <w:rFonts w:cs="Arial"/>
-                <w:b/>
-                <w:bCs/>
-                <w:rtl/>
-              </w:rPr>
-            </w:pPr>
-          </w:p>
-          <w:p>
-            <w:pPr>
-              <w:jc w:val="center"/>
-              <w:rPr>
-                <w:rFonts w:cs="Arial"/>
-                <w:b/>
-                <w:bCs/>
-                <w:rtl/>
-              </w:rPr>
-            </w:pPr>
-          </w:p>
-          <w:p>
-            <w:pPr>
-              <w:jc w:val="center"/>
-              <w:rPr>
-                <w:b/>
-                <w:bCs/>
-                <w:rtl/>
-              </w:rPr>
-            </w:pPr>
-            <w:r>
-              <w:rPr>
-                <w:rFonts w:cs="Arial"/>
-                <w:b/>
-                <w:bCs/>
-                <w:rtl/>
-              </w:rPr>
-              <w:t>{%</w:t>
-            </w:r>
-            <w:r>
-              <w:rPr>
-                <w:b/>
-                <w:bCs/>
-              </w:rPr>
-              <w:t>p endfor</w:t>
-            </w:r>
-            <w:r>
-              <w:rPr>
-                <w:rFonts w:cs="Arial"/>
-                <w:b/>
-                <w:bCs/>
-                <w:rtl/>
-              </w:rPr>
-              <w:t xml:space="preserve"> %}</w:t>
             </w:r>
           </w:p>
         </w:tc>
@@ -2402,110 +1591,15 @@
             <w:pPr>
               <w:jc w:val="center"/>
               <w:rPr>
-                <w:b/>
-                <w:bCs/>
-              </w:rPr>
-            </w:pPr>
-            <w:r>
-              <w:rPr>
-                <w:rFonts w:cs="Arial"/>
-                <w:b/>
-                <w:bCs/>
-                <w:rtl/>
-              </w:rPr>
-              <w:t>{%</w:t>
-            </w:r>
-            <w:r>
-              <w:rPr>
-                <w:b/>
-                <w:bCs/>
-              </w:rPr>
-              <w:t>p for l in lands</w:t>
-            </w:r>
-            <w:r>
-              <w:rPr>
-                <w:rFonts w:cs="Arial"/>
-                <w:b/>
-                <w:bCs/>
-                <w:rtl/>
-              </w:rPr>
-              <w:t xml:space="preserve"> %}</w:t>
-            </w:r>
-          </w:p>
-          <w:p>
-            <w:pPr>
-              <w:jc w:val="center"/>
-              <w:rPr>
-                <w:b/>
-                <w:bCs/>
-                <w:rtl/>
-              </w:rPr>
-            </w:pPr>
-            <w:r>
-              <w:rPr>
-                <w:rFonts w:cs="Arial"/>
-                <w:b/>
-                <w:bCs/>
+                <w:rtl/>
+              </w:rPr>
+            </w:pPr>
+            <w:r>
+              <w:rPr>
+                <w:rFonts w:hint="cs"/>
                 <w:rtl/>
               </w:rPr>
               <w:t>ــ</w:t>
-            </w:r>
-          </w:p>
-          <w:p>
-            <w:pPr>
-              <w:jc w:val="center"/>
-              <w:rPr>
-                <w:rFonts w:cs="Arial"/>
-                <w:b/>
-                <w:bCs/>
-                <w:rtl/>
-              </w:rPr>
-            </w:pPr>
-          </w:p>
-          <w:p>
-            <w:pPr>
-              <w:jc w:val="center"/>
-              <w:rPr>
-                <w:rFonts w:cs="Arial"/>
-                <w:b/>
-                <w:bCs/>
-                <w:rtl/>
-              </w:rPr>
-            </w:pPr>
-          </w:p>
-          <w:p>
-            <w:pPr>
-              <w:jc w:val="center"/>
-              <w:rPr>
-                <w:b/>
-                <w:bCs/>
-                <w:rtl/>
-              </w:rPr>
-            </w:pPr>
-            <w:r>
-              <w:rPr>
-                <w:rFonts w:cs="Arial"/>
-                <w:b/>
-                <w:bCs/>
-                <w:rtl/>
-              </w:rPr>
-              <w:t>{%</w:t>
-            </w:r>
-            <w:r>
-              <w:rPr>
-                <w:b/>
-                <w:bCs/>
-              </w:rPr>
-              <w:t>p endfor</w:t>
-            </w:r>
-            <w:r>
-              <w:rPr>
-                <w:rFonts w:cs="Arial"/>
-                <w:b/>
-                <w:bCs/>
-                <w:rtl/>
-              </w:rPr>
-              <w:t xml:space="preserve"> %}</w:t>
             </w:r>
           </w:p>
         </w:tc>
@@ -2523,48 +1617,13 @@
               <w:rPr>
                 <w:b/>
                 <w:bCs/>
-              </w:rPr>
-            </w:pPr>
-            <w:r>
-              <w:rPr>
-                <w:rFonts w:cs="Arial"/>
-                <w:b/>
-                <w:bCs/>
-                <w:rtl/>
-              </w:rPr>
-              <w:t>{%</w:t>
-            </w:r>
-            <w:r>
-              <w:rPr>
-                <w:b/>
-                <w:bCs/>
-              </w:rPr>
-              <w:t>p for l in lands</w:t>
-            </w:r>
-            <w:r>
-              <w:rPr>
-                <w:rFonts w:cs="Arial"/>
-                <w:b/>
-                <w:bCs/>
-                <w:rtl/>
-              </w:rPr>
-              <w:t xml:space="preserve"> %}</w:t>
-            </w:r>
-          </w:p>
-          <w:p>
-            <w:pPr>
-              <w:jc w:val="center"/>
-              <w:rPr>
-                <w:b/>
-                <w:bCs/>
-              </w:rPr>
-            </w:pPr>
-            <w:r>
-              <w:rPr>
-                <w:rFonts w:cs="Arial"/>
-                <w:b/>
-                <w:bCs/>
-                <w:rtl/>
+                <w:rtl/>
+              </w:rPr>
+            </w:pPr>
+            <w:r>
+              <w:rPr>
+                <w:b/>
+                <w:bCs/>
               </w:rPr>
               <w:t xml:space="preserve">{{ </w:t>
             </w:r>
@@ -2579,69 +1638,10 @@
             <w:proofErr w:type="spellEnd"/>
             <w:r>
               <w:rPr>
-                <w:rFonts w:cs="Arial"/>
-                <w:b/>
-                <w:bCs/>
-                <w:rtl/>
+                <w:b/>
+                <w:bCs/>
               </w:rPr>
               <w:t xml:space="preserve"> }}</w:t>
-            </w:r>
-          </w:p>
-          <w:p>
-            <w:pPr>
-              <w:jc w:val="center"/>
-              <w:rPr>
-                <w:rFonts w:cs="Arial"/>
-                <w:b/>
-                <w:bCs/>
-                <w:rtl/>
-              </w:rPr>
-            </w:pPr>
-          </w:p>
-          <w:p>
-            <w:pPr>
-              <w:jc w:val="center"/>
-              <w:rPr>
-                <w:rFonts w:cs="Arial"/>
-                <w:b/>
-                <w:bCs/>
-                <w:rtl/>
-              </w:rPr>
-            </w:pPr>
-          </w:p>
-          <w:p>
-            <w:pPr>
-              <w:jc w:val="center"/>
-              <w:rPr>
-                <w:b/>
-                <w:bCs/>
-                <w:rtl/>
-              </w:rPr>
-            </w:pPr>
-            <w:r>
-              <w:rPr>
-                <w:rFonts w:cs="Arial"/>
-                <w:b/>
-                <w:bCs/>
-                <w:rtl/>
-              </w:rPr>
-              <w:t>{%</w:t>
-            </w:r>
-            <w:r>
-              <w:rPr>
-                <w:b/>
-                <w:bCs/>
-              </w:rPr>
-              <w:t>p endfor</w:t>
-            </w:r>
-            <w:r>
-              <w:rPr>
-                <w:rFonts w:cs="Arial"/>
-                <w:b/>
-                <w:bCs/>
-                <w:rtl/>
-              </w:rPr>
-              <w:t xml:space="preserve"> %}</w:t>
             </w:r>
           </w:p>
         </w:tc>
@@ -2659,48 +1659,13 @@
               <w:rPr>
                 <w:b/>
                 <w:bCs/>
-              </w:rPr>
-            </w:pPr>
-            <w:r>
-              <w:rPr>
-                <w:rFonts w:cs="Arial"/>
-                <w:b/>
-                <w:bCs/>
-                <w:rtl/>
-              </w:rPr>
-              <w:t>{%</w:t>
-            </w:r>
-            <w:r>
-              <w:rPr>
-                <w:b/>
-                <w:bCs/>
-              </w:rPr>
-              <w:t>p for l in lands</w:t>
-            </w:r>
-            <w:r>
-              <w:rPr>
-                <w:rFonts w:cs="Arial"/>
-                <w:b/>
-                <w:bCs/>
-                <w:rtl/>
-              </w:rPr>
-              <w:t xml:space="preserve"> %}</w:t>
-            </w:r>
-          </w:p>
-          <w:p>
-            <w:pPr>
-              <w:jc w:val="center"/>
-              <w:rPr>
-                <w:b/>
-                <w:bCs/>
-              </w:rPr>
-            </w:pPr>
-            <w:r>
-              <w:rPr>
-                <w:rFonts w:cs="Arial"/>
-                <w:b/>
-                <w:bCs/>
-                <w:rtl/>
+                <w:rtl/>
+              </w:rPr>
+            </w:pPr>
+            <w:r>
+              <w:rPr>
+                <w:b/>
+                <w:bCs/>
               </w:rPr>
               <w:t xml:space="preserve">{{ </w:t>
             </w:r>
@@ -2715,69 +1680,10 @@
             <w:proofErr w:type="spellEnd"/>
             <w:r>
               <w:rPr>
-                <w:rFonts w:cs="Arial"/>
-                <w:b/>
-                <w:bCs/>
-                <w:rtl/>
+                <w:b/>
+                <w:bCs/>
               </w:rPr>
               <w:t xml:space="preserve"> }}</w:t>
-            </w:r>
-          </w:p>
-          <w:p>
-            <w:pPr>
-              <w:jc w:val="center"/>
-              <w:rPr>
-                <w:rFonts w:cs="Arial"/>
-                <w:b/>
-                <w:bCs/>
-                <w:rtl/>
-              </w:rPr>
-            </w:pPr>
-          </w:p>
-          <w:p>
-            <w:pPr>
-              <w:jc w:val="center"/>
-              <w:rPr>
-                <w:rFonts w:cs="Arial"/>
-                <w:b/>
-                <w:bCs/>
-                <w:rtl/>
-              </w:rPr>
-            </w:pPr>
-          </w:p>
-          <w:p>
-            <w:pPr>
-              <w:jc w:val="center"/>
-              <w:rPr>
-                <w:b/>
-                <w:bCs/>
-                <w:rtl/>
-              </w:rPr>
-            </w:pPr>
-            <w:r>
-              <w:rPr>
-                <w:rFonts w:cs="Arial"/>
-                <w:b/>
-                <w:bCs/>
-                <w:rtl/>
-              </w:rPr>
-              <w:t>{%</w:t>
-            </w:r>
-            <w:r>
-              <w:rPr>
-                <w:b/>
-                <w:bCs/>
-              </w:rPr>
-              <w:t>p endfor</w:t>
-            </w:r>
-            <w:r>
-              <w:rPr>
-                <w:rFonts w:cs="Arial"/>
-                <w:b/>
-                <w:bCs/>
-                <w:rtl/>
-              </w:rPr>
-              <w:t xml:space="preserve"> %}</w:t>
             </w:r>
           </w:p>
         </w:tc>
@@ -2795,48 +1701,13 @@
               <w:rPr>
                 <w:b/>
                 <w:bCs/>
-              </w:rPr>
-            </w:pPr>
-            <w:r>
-              <w:rPr>
-                <w:rFonts w:cs="Arial"/>
-                <w:b/>
-                <w:bCs/>
-                <w:rtl/>
-              </w:rPr>
-              <w:t>{%</w:t>
-            </w:r>
-            <w:r>
-              <w:rPr>
-                <w:b/>
-                <w:bCs/>
-              </w:rPr>
-              <w:t>p for l in lands</w:t>
-            </w:r>
-            <w:r>
-              <w:rPr>
-                <w:rFonts w:cs="Arial"/>
-                <w:b/>
-                <w:bCs/>
-                <w:rtl/>
-              </w:rPr>
-              <w:t xml:space="preserve"> %}</w:t>
-            </w:r>
-          </w:p>
-          <w:p>
-            <w:pPr>
-              <w:jc w:val="center"/>
-              <w:rPr>
-                <w:b/>
-                <w:bCs/>
-              </w:rPr>
-            </w:pPr>
-            <w:r>
-              <w:rPr>
-                <w:rFonts w:cs="Arial"/>
-                <w:b/>
-                <w:bCs/>
-                <w:rtl/>
+                <w:rtl/>
+              </w:rPr>
+            </w:pPr>
+            <w:r>
+              <w:rPr>
+                <w:b/>
+                <w:bCs/>
               </w:rPr>
               <w:t xml:space="preserve">{{ </w:t>
             </w:r>
@@ -2846,74 +1717,24 @@
                 <w:b/>
                 <w:bCs/>
               </w:rPr>
-              <w:t>l.e</w:t>
+              <w:t>l</w:t>
+            </w:r>
+            <w:bookmarkStart w:id="0" w:name="_GoBack"/>
+            <w:bookmarkEnd w:id="0"/>
+            <w:r>
+              <w:rPr>
+                <w:b/>
+                <w:bCs/>
+              </w:rPr>
+              <w:t>.e</w:t>
             </w:r>
             <w:proofErr w:type="spellEnd"/>
             <w:r>
               <w:rPr>
-                <w:rFonts w:cs="Arial"/>
-                <w:b/>
-                <w:bCs/>
-                <w:rtl/>
+                <w:b/>
+                <w:bCs/>
               </w:rPr>
               <w:t xml:space="preserve"> }}</w:t>
-            </w:r>
-          </w:p>
-          <w:p>
-            <w:pPr>
-              <w:jc w:val="center"/>
-              <w:rPr>
-                <w:rFonts w:cs="Arial"/>
-                <w:b/>
-                <w:bCs/>
-                <w:rtl/>
-              </w:rPr>
-            </w:pPr>
-          </w:p>
-          <w:p>
-            <w:pPr>
-              <w:jc w:val="center"/>
-              <w:rPr>
-                <w:rFonts w:cs="Arial"/>
-                <w:b/>
-                <w:bCs/>
-                <w:rtl/>
-              </w:rPr>
-            </w:pPr>
-          </w:p>
-          <w:p>
-            <w:pPr>
-              <w:jc w:val="center"/>
-              <w:rPr>
-                <w:b/>
-                <w:bCs/>
-                <w:rtl/>
-              </w:rPr>
-            </w:pPr>
-            <w:r>
-              <w:rPr>
-                <w:rFonts w:cs="Arial"/>
-                <w:b/>
-                <w:bCs/>
-                <w:rtl/>
-              </w:rPr>
-              <w:t>{%</w:t>
-            </w:r>
-            <w:r>
-              <w:rPr>
-                <w:b/>
-                <w:bCs/>
-              </w:rPr>
-              <w:t>p endfor</w:t>
-            </w:r>
-            <w:r>
-              <w:rPr>
-                <w:rFonts w:cs="Arial"/>
-                <w:b/>
-                <w:bCs/>
-                <w:rtl/>
-              </w:rPr>
-              <w:t xml:space="preserve"> %}</w:t>
             </w:r>
           </w:p>
         </w:tc>
@@ -2931,123 +1752,32 @@
               <w:rPr>
                 <w:b/>
                 <w:bCs/>
-              </w:rPr>
-            </w:pPr>
-            <w:r>
-              <w:rPr>
-                <w:rFonts w:cs="Arial"/>
-                <w:b/>
-                <w:bCs/>
-                <w:rtl/>
-              </w:rPr>
-              <w:t>{%</w:t>
-            </w:r>
-            <w:r>
-              <w:rPr>
-                <w:b/>
-                <w:bCs/>
-              </w:rPr>
-              <w:t>p for l in lands</w:t>
-            </w:r>
-            <w:r>
-              <w:rPr>
-                <w:rFonts w:cs="Arial"/>
-                <w:b/>
-                <w:bCs/>
-                <w:rtl/>
-              </w:rPr>
-              <w:t xml:space="preserve"> %}</w:t>
-            </w:r>
-          </w:p>
-          <w:p>
-            <w:pPr>
-              <w:jc w:val="center"/>
-              <w:rPr>
-                <w:b/>
-                <w:bCs/>
-              </w:rPr>
-            </w:pPr>
-            <w:r>
-              <w:rPr>
-                <w:rFonts w:cs="Arial"/>
-                <w:b/>
-                <w:bCs/>
-                <w:rtl/>
-              </w:rPr>
-              <w:t xml:space="preserve">{{ </w:t>
-            </w:r>
-            <w:r>
-              <w:rPr>
-                <w:b/>
-                <w:bCs/>
-              </w:rPr>
-              <w:t>l.w</w:t>
-            </w:r>
-            <w:r>
-              <w:rPr>
-                <w:rFonts w:cs="Arial"/>
-                <w:b/>
-                <w:bCs/>
-                <w:rtl/>
-              </w:rPr>
-              <w:t xml:space="preserve"> }}</w:t>
-            </w:r>
-          </w:p>
-          <w:p>
-            <w:pPr>
-              <w:jc w:val="center"/>
-              <w:rPr>
-                <w:rFonts w:cs="Arial"/>
-                <w:b/>
-                <w:bCs/>
-                <w:rtl/>
-              </w:rPr>
-            </w:pPr>
-          </w:p>
-          <w:p>
-            <w:pPr>
-              <w:jc w:val="center"/>
-              <w:rPr>
-                <w:rFonts w:cs="Arial"/>
-                <w:b/>
-                <w:bCs/>
-                <w:rtl/>
-              </w:rPr>
-            </w:pPr>
-          </w:p>
-          <w:p>
-            <w:pPr>
-              <w:jc w:val="center"/>
-              <w:rPr>
-                <w:b/>
-                <w:bCs/>
-                <w:rtl/>
-              </w:rPr>
-            </w:pPr>
-            <w:r>
-              <w:rPr>
-                <w:rFonts w:cs="Arial"/>
-                <w:b/>
-                <w:bCs/>
-                <w:rtl/>
-              </w:rPr>
-              <w:t>{%</w:t>
-            </w:r>
-            <w:r>
-              <w:rPr>
-                <w:b/>
-                <w:bCs/>
-              </w:rPr>
-              <w:t>p endfor</w:t>
-            </w:r>
-            <w:r>
-              <w:rPr>
-                <w:rFonts w:cs="Arial"/>
-                <w:b/>
-                <w:bCs/>
-                <w:rtl/>
-              </w:rPr>
-              <w:t xml:space="preserve"> %}</w:t>
+                <w:rtl/>
+              </w:rPr>
+            </w:pPr>
+            <w:r>
+              <w:rPr>
+                <w:b/>
+                <w:bCs/>
+              </w:rPr>
+              <w:t>{{ l.w }}</w:t>
+            </w:r>
+          </w:p>
+          <w:p>
+            <w:pPr>
+              <w:jc w:val="center"/>
+              <w:rPr>
+                <w:b/>
+                <w:bCs/>
+                <w:rtl/>
+              </w:rPr>
+            </w:pPr>
+            <w:r>
+              <w:rPr>
+                <w:b/>
+                <w:bCs/>
+              </w:rPr>
+              <w:t>{% tr endfor %}</w:t>
             </w:r>
           </w:p>
         </w:tc>
@@ -3096,15 +1826,19 @@
             <w:pPr>
               <w:jc w:val="center"/>
               <w:rPr>
-                <w:rFonts w:asciiTheme="minorBidi" w:hAnsiTheme="minorBidi"/>
-                <w:b/>
-                <w:bCs/>
-                <w:sz w:val="14"/>
-                <w:szCs w:val="14"/>
-                <w:rtl/>
-                <w:lang w:bidi="ar-EG"/>
-              </w:rPr>
-            </w:pPr>
+                <w:b/>
+                <w:bCs/>
+                <w:rtl/>
+              </w:rPr>
+            </w:pPr>
+            <w:r>
+              <w:rPr>
+                <w:b/>
+                <w:bCs/>
+                <w:rtl/>
+              </w:rPr>
+              <w:t>{{مساحة_البيع_سهم}}</w:t>
+            </w:r>
           </w:p>
         </w:tc>
         <w:tc>
@@ -3116,15 +1850,20 @@
             <w:pPr>
               <w:jc w:val="center"/>
               <w:rPr>
-                <w:rFonts w:asciiTheme="minorBidi" w:hAnsiTheme="minorBidi"/>
-                <w:b/>
-                <w:bCs/>
-                <w:sz w:val="14"/>
-                <w:szCs w:val="14"/>
-                <w:rtl/>
-                <w:lang w:bidi="ar-EG"/>
-              </w:rPr>
-            </w:pPr>
+                <w:b/>
+                <w:bCs/>
+                <w:rtl/>
+              </w:rPr>
+            </w:pPr>
+            <w:r>
+              <w:rPr>
+                <w:rFonts w:cs="Arial"/>
+                <w:b/>
+                <w:bCs/>
+                <w:rtl/>
+              </w:rPr>
+              <w:t>{{مساحة_البيع_قيراط}}</w:t>
+            </w:r>
           </w:p>
         </w:tc>
         <w:tc>
@@ -3136,15 +1875,20 @@
             <w:pPr>
               <w:jc w:val="center"/>
               <w:rPr>
-                <w:rFonts w:asciiTheme="minorBidi" w:hAnsiTheme="minorBidi"/>
-                <w:b/>
-                <w:bCs/>
-                <w:sz w:val="14"/>
-                <w:szCs w:val="14"/>
-                <w:rtl/>
-                <w:lang w:bidi="ar-EG"/>
-              </w:rPr>
-            </w:pPr>
+                <w:b/>
+                <w:bCs/>
+                <w:rtl/>
+              </w:rPr>
+            </w:pPr>
+            <w:r>
+              <w:rPr>
+                <w:rFonts w:cs="Arial"/>
+                <w:b/>
+                <w:bCs/>
+                <w:rtl/>
+              </w:rPr>
+              <w:t>{{مساحة_البيع_فدان}}</w:t>
+            </w:r>
           </w:p>
         </w:tc>
         <w:tc>
@@ -3307,8 +2051,8 @@
                 <w:rFonts w:asciiTheme="minorBidi" w:hAnsiTheme="minorBidi"/>
                 <w:b/>
                 <w:bCs/>
-                <w:sz w:val="16"/>
-                <w:szCs w:val="16"/>
+                <w:sz w:val="20"/>
+                <w:szCs w:val="20"/>
                 <w:rtl/>
                 <w:lang w:bidi="ar-EG"/>
               </w:rPr>
@@ -3412,6 +2156,8 @@
       <w:r>
         <w:rPr>
           <w:rFonts w:cs="Arial"/>
+          <w:b/>
+          <w:bCs/>
           <w:rtl/>
         </w:rPr>
         <w:t>{{ اسم_المشتري }}</w:t>
@@ -3549,14 +2295,15 @@
       </w:r>
       <w:r>
         <w:rPr>
-          <w:b/>
-          <w:bCs/>
-          <w:sz w:val="26"/>
-          <w:szCs w:val="26"/>
-          <w:rtl/>
-          <w:lang w:bidi="ar-EG"/>
-        </w:rPr>
-        <w:t>{{ تاريخ_العقد }}</w:t>
+          <w:rFonts w:cs="Arial"/>
+          <w:b/>
+          <w:bCs/>
+          <w:sz w:val="26"/>
+          <w:szCs w:val="26"/>
+          <w:rtl/>
+          <w:lang w:bidi="ar-EG"/>
+        </w:rPr>
+        <w:t>{{تاريخ_العقد_رقمي}}</w:t>
       </w:r>
     </w:p>
     <w:p>
@@ -4190,7 +2937,6 @@
           <w:rtl/>
           <w:lang w:bidi="ar-EG"/>
         </w:rPr>
-        <w:lastRenderedPageBreak/>
         <w:t xml:space="preserve">                                                                                     (                                   )</w:t>
       </w:r>
     </w:p>
@@ -4362,6 +3108,7 @@
           <w:rtl/>
           <w:lang w:bidi="ar-EG"/>
         </w:rPr>
+        <w:lastRenderedPageBreak/>
         <w:t>بيان طلب نقل حيازة زراعية مستوفياً كافة متطلبات الحصول علي الخدمة ( المستندات / الرسوم )</w:t>
       </w:r>
     </w:p>
@@ -4995,7 +3742,6 @@
   <w:style w:type="character" w:default="1" w:styleId="DefaultParagraphFont">
     <w:name w:val="Default Paragraph Font"/>
     <w:uiPriority w:val="1"/>
-    <w:semiHidden/>
     <w:unhideWhenUsed/>
   </w:style>
   <w:style w:type="table" w:default="1" w:styleId="TableNormal">

--- a/templates/sale/طلب_نقل_حيازة.docx
+++ b/templates/sale/طلب_نقل_حيازة.docx
@@ -1315,23 +1315,6 @@
               <w:t>{% tr for l in lands %}</w:t>
             </w:r>
           </w:p>
-          <w:p>
-            <w:pPr>
-              <w:jc w:val="center"/>
-              <w:rPr>
-                <w:b/>
-                <w:bCs/>
-                <w:rtl/>
-              </w:rPr>
-            </w:pPr>
-            <w:r>
-              <w:rPr>
-                <w:b/>
-                <w:bCs/>
-              </w:rPr>
-              <w:t>{{ l.hod }}</w:t>
-            </w:r>
-          </w:p>
         </w:tc>
         <w:tc>
           <w:tcPr>
@@ -1717,16 +1700,7 @@
                 <w:b/>
                 <w:bCs/>
               </w:rPr>
-              <w:t>l</w:t>
-            </w:r>
-            <w:bookmarkStart w:id="0" w:name="_GoBack"/>
-            <w:bookmarkEnd w:id="0"/>
-            <w:r>
-              <w:rPr>
-                <w:b/>
-                <w:bCs/>
-              </w:rPr>
-              <w:t>.e</w:t>
+              <w:t>l.e</w:t>
             </w:r>
             <w:proofErr w:type="spellEnd"/>
             <w:r>
@@ -1746,23 +1720,6 @@
             </w:tcBorders>
             <w:vAlign w:val="center"/>
           </w:tcPr>
-          <w:p>
-            <w:pPr>
-              <w:jc w:val="center"/>
-              <w:rPr>
-                <w:b/>
-                <w:bCs/>
-                <w:rtl/>
-              </w:rPr>
-            </w:pPr>
-            <w:r>
-              <w:rPr>
-                <w:b/>
-                <w:bCs/>
-              </w:rPr>
-              <w:t>{{ l.w }}</w:t>
-            </w:r>
-          </w:p>
           <w:p>
             <w:pPr>
               <w:jc w:val="center"/>
@@ -2058,6 +2015,8 @@
               </w:rPr>
               <w:t>{{مساحة_البيع_حروف}}</w:t>
             </w:r>
+            <w:bookmarkStart w:id="0" w:name="_GoBack"/>
+            <w:bookmarkEnd w:id="0"/>
           </w:p>
         </w:tc>
       </w:tr>

--- a/templates/sale/طلب_نقل_حيازة.docx
+++ b/templates/sale/طلب_نقل_حيازة.docx
@@ -1288,7 +1288,7 @@
       <w:tr>
         <w:trPr>
           <w:cantSplit/>
-          <w:trHeight w:val="1740"/>
+          <w:trHeight w:val="1015"/>
         </w:trPr>
         <w:tc>
           <w:tcPr>
@@ -1302,17 +1302,16 @@
             <w:pPr>
               <w:jc w:val="center"/>
               <w:rPr>
-                <w:b/>
-                <w:bCs/>
-                <w:rtl/>
-              </w:rPr>
-            </w:pPr>
-            <w:r>
-              <w:rPr>
-                <w:b/>
-                <w:bCs/>
-              </w:rPr>
-              <w:t>{% tr for l in lands %}</w:t>
+                <w:rFonts w:asciiTheme="minorBidi" w:hAnsiTheme="minorBidi"/>
+              </w:rPr>
+            </w:pPr>
+            <w:r>
+              <w:rPr>
+                <w:rFonts w:asciiTheme="minorBidi" w:hAnsiTheme="minorBidi"/>
+                <w:b/>
+                <w:bCs/>
+              </w:rPr>
+              <w:t>{%tr for l in lands %}</w:t>
             </w:r>
           </w:p>
         </w:tc>
@@ -1326,36 +1325,10 @@
           </w:tcPr>
           <w:p>
             <w:pPr>
-              <w:jc w:val="center"/>
-              <w:rPr>
-                <w:b/>
-                <w:bCs/>
-                <w:rtl/>
-              </w:rPr>
-            </w:pPr>
-            <w:r>
-              <w:rPr>
-                <w:b/>
-                <w:bCs/>
-              </w:rPr>
-              <w:t xml:space="preserve">{{ </w:t>
-            </w:r>
-            <w:proofErr w:type="spellStart"/>
-            <w:r>
-              <w:rPr>
-                <w:b/>
-                <w:bCs/>
-              </w:rPr>
-              <w:t>l.s</w:t>
-            </w:r>
-            <w:proofErr w:type="spellEnd"/>
-            <w:r>
-              <w:rPr>
-                <w:b/>
-                <w:bCs/>
-              </w:rPr>
-              <w:t xml:space="preserve"> }}</w:t>
-            </w:r>
+              <w:rPr>
+                <w:rFonts w:asciiTheme="minorBidi" w:hAnsiTheme="minorBidi"/>
+              </w:rPr>
+            </w:pPr>
           </w:p>
         </w:tc>
         <w:tc>
@@ -1368,36 +1341,10 @@
           </w:tcPr>
           <w:p>
             <w:pPr>
-              <w:jc w:val="center"/>
-              <w:rPr>
-                <w:b/>
-                <w:bCs/>
-                <w:rtl/>
-              </w:rPr>
-            </w:pPr>
-            <w:r>
-              <w:rPr>
-                <w:b/>
-                <w:bCs/>
-              </w:rPr>
-              <w:t xml:space="preserve">{{ </w:t>
-            </w:r>
-            <w:proofErr w:type="spellStart"/>
-            <w:r>
-              <w:rPr>
-                <w:b/>
-                <w:bCs/>
-              </w:rPr>
-              <w:t>l.k</w:t>
-            </w:r>
-            <w:proofErr w:type="spellEnd"/>
-            <w:r>
-              <w:rPr>
-                <w:b/>
-                <w:bCs/>
-              </w:rPr>
-              <w:t xml:space="preserve"> }}</w:t>
-            </w:r>
+              <w:rPr>
+                <w:rFonts w:asciiTheme="minorBidi" w:hAnsiTheme="minorBidi"/>
+              </w:rPr>
+            </w:pPr>
           </w:p>
         </w:tc>
         <w:tc>
@@ -1410,36 +1357,10 @@
           </w:tcPr>
           <w:p>
             <w:pPr>
-              <w:jc w:val="center"/>
-              <w:rPr>
-                <w:b/>
-                <w:bCs/>
-                <w:rtl/>
-              </w:rPr>
-            </w:pPr>
-            <w:r>
-              <w:rPr>
-                <w:b/>
-                <w:bCs/>
-              </w:rPr>
-              <w:t xml:space="preserve">{{ </w:t>
-            </w:r>
-            <w:proofErr w:type="spellStart"/>
-            <w:r>
-              <w:rPr>
-                <w:b/>
-                <w:bCs/>
-              </w:rPr>
-              <w:t>l.f</w:t>
-            </w:r>
-            <w:proofErr w:type="spellEnd"/>
-            <w:r>
-              <w:rPr>
-                <w:b/>
-                <w:bCs/>
-              </w:rPr>
-              <w:t xml:space="preserve"> }}</w:t>
-            </w:r>
+              <w:rPr>
+                <w:rFonts w:asciiTheme="minorBidi" w:hAnsiTheme="minorBidi"/>
+              </w:rPr>
+            </w:pPr>
           </w:p>
         </w:tc>
         <w:tc>
@@ -1452,18 +1373,10 @@
           </w:tcPr>
           <w:p>
             <w:pPr>
-              <w:jc w:val="center"/>
-              <w:rPr>
-                <w:rtl/>
-              </w:rPr>
-            </w:pPr>
-            <w:r>
-              <w:rPr>
-                <w:rFonts w:hint="cs"/>
-                <w:rtl/>
-              </w:rPr>
-              <w:t>ــ</w:t>
-            </w:r>
+              <w:rPr>
+                <w:rFonts w:asciiTheme="minorBidi" w:hAnsiTheme="minorBidi"/>
+              </w:rPr>
+            </w:pPr>
           </w:p>
         </w:tc>
         <w:tc>
@@ -1476,18 +1389,10 @@
           </w:tcPr>
           <w:p>
             <w:pPr>
-              <w:jc w:val="center"/>
-              <w:rPr>
-                <w:rtl/>
-              </w:rPr>
-            </w:pPr>
-            <w:r>
-              <w:rPr>
-                <w:rFonts w:hint="cs"/>
-                <w:rtl/>
-              </w:rPr>
-              <w:t>ــ</w:t>
-            </w:r>
+              <w:rPr>
+                <w:rFonts w:asciiTheme="minorBidi" w:hAnsiTheme="minorBidi"/>
+              </w:rPr>
+            </w:pPr>
           </w:p>
         </w:tc>
         <w:tc>
@@ -1500,18 +1405,10 @@
           </w:tcPr>
           <w:p>
             <w:pPr>
-              <w:jc w:val="center"/>
-              <w:rPr>
-                <w:rtl/>
-              </w:rPr>
-            </w:pPr>
-            <w:r>
-              <w:rPr>
-                <w:rFonts w:hint="cs"/>
-                <w:rtl/>
-              </w:rPr>
-              <w:t>ــ</w:t>
-            </w:r>
+              <w:rPr>
+                <w:rFonts w:asciiTheme="minorBidi" w:hAnsiTheme="minorBidi"/>
+              </w:rPr>
+            </w:pPr>
           </w:p>
         </w:tc>
         <w:tc>
@@ -1524,18 +1421,10 @@
           </w:tcPr>
           <w:p>
             <w:pPr>
-              <w:jc w:val="center"/>
-              <w:rPr>
-                <w:rtl/>
-              </w:rPr>
-            </w:pPr>
-            <w:r>
-              <w:rPr>
-                <w:rFonts w:hint="cs"/>
-                <w:rtl/>
-              </w:rPr>
-              <w:t>ــ</w:t>
-            </w:r>
+              <w:rPr>
+                <w:rFonts w:asciiTheme="minorBidi" w:hAnsiTheme="minorBidi"/>
+              </w:rPr>
+            </w:pPr>
           </w:p>
         </w:tc>
         <w:tc>
@@ -1548,18 +1437,10 @@
           </w:tcPr>
           <w:p>
             <w:pPr>
-              <w:jc w:val="center"/>
-              <w:rPr>
-                <w:rtl/>
-              </w:rPr>
-            </w:pPr>
-            <w:r>
-              <w:rPr>
-                <w:rFonts w:hint="cs"/>
-                <w:rtl/>
-              </w:rPr>
-              <w:t>ــ</w:t>
-            </w:r>
+              <w:rPr>
+                <w:rFonts w:asciiTheme="minorBidi" w:hAnsiTheme="minorBidi"/>
+              </w:rPr>
+            </w:pPr>
           </w:p>
         </w:tc>
         <w:tc>
@@ -1572,18 +1453,10 @@
           </w:tcPr>
           <w:p>
             <w:pPr>
-              <w:jc w:val="center"/>
-              <w:rPr>
-                <w:rtl/>
-              </w:rPr>
-            </w:pPr>
-            <w:r>
-              <w:rPr>
-                <w:rFonts w:hint="cs"/>
-                <w:rtl/>
-              </w:rPr>
-              <w:t>ــ</w:t>
-            </w:r>
+              <w:rPr>
+                <w:rFonts w:asciiTheme="minorBidi" w:hAnsiTheme="minorBidi"/>
+              </w:rPr>
+            </w:pPr>
           </w:p>
         </w:tc>
         <w:tc>
@@ -1596,36 +1469,10 @@
           </w:tcPr>
           <w:p>
             <w:pPr>
-              <w:jc w:val="center"/>
-              <w:rPr>
-                <w:b/>
-                <w:bCs/>
-                <w:rtl/>
-              </w:rPr>
-            </w:pPr>
-            <w:r>
-              <w:rPr>
-                <w:b/>
-                <w:bCs/>
-              </w:rPr>
-              <w:t xml:space="preserve">{{ </w:t>
-            </w:r>
-            <w:proofErr w:type="spellStart"/>
-            <w:r>
-              <w:rPr>
-                <w:b/>
-                <w:bCs/>
-              </w:rPr>
-              <w:t>l.n</w:t>
-            </w:r>
-            <w:proofErr w:type="spellEnd"/>
-            <w:r>
-              <w:rPr>
-                <w:b/>
-                <w:bCs/>
-              </w:rPr>
-              <w:t xml:space="preserve"> }}</w:t>
-            </w:r>
+              <w:rPr>
+                <w:rFonts w:asciiTheme="minorBidi" w:hAnsiTheme="minorBidi"/>
+              </w:rPr>
+            </w:pPr>
           </w:p>
         </w:tc>
         <w:tc>
@@ -1638,36 +1485,10 @@
           </w:tcPr>
           <w:p>
             <w:pPr>
-              <w:jc w:val="center"/>
-              <w:rPr>
-                <w:b/>
-                <w:bCs/>
-                <w:rtl/>
-              </w:rPr>
-            </w:pPr>
-            <w:r>
-              <w:rPr>
-                <w:b/>
-                <w:bCs/>
-              </w:rPr>
-              <w:t xml:space="preserve">{{ </w:t>
-            </w:r>
-            <w:proofErr w:type="spellStart"/>
-            <w:r>
-              <w:rPr>
-                <w:b/>
-                <w:bCs/>
-              </w:rPr>
-              <w:t>l.s_bound</w:t>
-            </w:r>
-            <w:proofErr w:type="spellEnd"/>
-            <w:r>
-              <w:rPr>
-                <w:b/>
-                <w:bCs/>
-              </w:rPr>
-              <w:t xml:space="preserve"> }}</w:t>
-            </w:r>
+              <w:rPr>
+                <w:rFonts w:asciiTheme="minorBidi" w:hAnsiTheme="minorBidi"/>
+              </w:rPr>
+            </w:pPr>
           </w:p>
         </w:tc>
         <w:tc>
@@ -1680,36 +1501,10 @@
           </w:tcPr>
           <w:p>
             <w:pPr>
-              <w:jc w:val="center"/>
-              <w:rPr>
-                <w:b/>
-                <w:bCs/>
-                <w:rtl/>
-              </w:rPr>
-            </w:pPr>
-            <w:r>
-              <w:rPr>
-                <w:b/>
-                <w:bCs/>
-              </w:rPr>
-              <w:t xml:space="preserve">{{ </w:t>
-            </w:r>
-            <w:proofErr w:type="spellStart"/>
-            <w:r>
-              <w:rPr>
-                <w:b/>
-                <w:bCs/>
-              </w:rPr>
-              <w:t>l.e</w:t>
-            </w:r>
-            <w:proofErr w:type="spellEnd"/>
-            <w:r>
-              <w:rPr>
-                <w:b/>
-                <w:bCs/>
-              </w:rPr>
-              <w:t xml:space="preserve"> }}</w:t>
-            </w:r>
+              <w:rPr>
+                <w:rFonts w:asciiTheme="minorBidi" w:hAnsiTheme="minorBidi"/>
+              </w:rPr>
+            </w:pPr>
           </w:p>
         </w:tc>
         <w:tc>
@@ -1724,17 +1519,751 @@
             <w:pPr>
               <w:jc w:val="center"/>
               <w:rPr>
-                <w:b/>
-                <w:bCs/>
-                <w:rtl/>
-              </w:rPr>
-            </w:pPr>
-            <w:r>
-              <w:rPr>
-                <w:b/>
-                <w:bCs/>
-              </w:rPr>
-              <w:t>{% tr endfor %}</w:t>
+                <w:rFonts w:asciiTheme="minorBidi" w:hAnsiTheme="minorBidi"/>
+                <w:b/>
+                <w:bCs/>
+              </w:rPr>
+            </w:pPr>
+          </w:p>
+        </w:tc>
+      </w:tr>
+      <w:tr>
+        <w:trPr>
+          <w:cantSplit/>
+          <w:trHeight w:val="1249"/>
+        </w:trPr>
+        <w:tc>
+          <w:tcPr>
+            <w:tcW w:w="1384" w:type="dxa"/>
+            <w:tcBorders>
+              <w:bottom w:val="single" w:sz="4" w:space="0" w:color="auto"/>
+            </w:tcBorders>
+            <w:vAlign w:val="center"/>
+          </w:tcPr>
+          <w:p>
+            <w:pPr>
+              <w:jc w:val="center"/>
+              <w:rPr>
+                <w:rFonts w:asciiTheme="minorBidi" w:hAnsiTheme="minorBidi"/>
+                <w:b/>
+                <w:bCs/>
+              </w:rPr>
+            </w:pPr>
+            <w:r>
+              <w:rPr>
+                <w:rFonts w:asciiTheme="minorBidi" w:hAnsiTheme="minorBidi"/>
+                <w:b/>
+                <w:bCs/>
+              </w:rPr>
+              <w:t>{{ l.hod }}</w:t>
+            </w:r>
+          </w:p>
+        </w:tc>
+        <w:tc>
+          <w:tcPr>
+            <w:tcW w:w="764" w:type="dxa"/>
+            <w:tcBorders>
+              <w:bottom w:val="single" w:sz="4" w:space="0" w:color="auto"/>
+            </w:tcBorders>
+            <w:vAlign w:val="center"/>
+          </w:tcPr>
+          <w:p>
+            <w:pPr>
+              <w:jc w:val="center"/>
+              <w:rPr>
+                <w:rFonts w:asciiTheme="minorBidi" w:hAnsiTheme="minorBidi"/>
+                <w:b/>
+                <w:bCs/>
+                <w:rtl/>
+              </w:rPr>
+            </w:pPr>
+            <w:r>
+              <w:rPr>
+                <w:rFonts w:asciiTheme="minorBidi" w:hAnsiTheme="minorBidi"/>
+                <w:b/>
+                <w:bCs/>
+                <w:rtl/>
+              </w:rPr>
+              <w:t xml:space="preserve">{{ </w:t>
+            </w:r>
+            <w:r>
+              <w:rPr>
+                <w:rFonts w:asciiTheme="minorBidi" w:hAnsiTheme="minorBidi"/>
+                <w:b/>
+                <w:bCs/>
+              </w:rPr>
+              <w:t>l.s</w:t>
+            </w:r>
+            <w:r>
+              <w:rPr>
+                <w:rFonts w:asciiTheme="minorBidi" w:hAnsiTheme="minorBidi"/>
+                <w:b/>
+                <w:bCs/>
+                <w:rtl/>
+              </w:rPr>
+              <w:t xml:space="preserve"> }}</w:t>
+            </w:r>
+          </w:p>
+        </w:tc>
+        <w:tc>
+          <w:tcPr>
+            <w:tcW w:w="511" w:type="dxa"/>
+            <w:tcBorders>
+              <w:bottom w:val="single" w:sz="4" w:space="0" w:color="auto"/>
+            </w:tcBorders>
+            <w:vAlign w:val="center"/>
+          </w:tcPr>
+          <w:p>
+            <w:pPr>
+              <w:jc w:val="center"/>
+              <w:rPr>
+                <w:rFonts w:asciiTheme="minorBidi" w:hAnsiTheme="minorBidi"/>
+                <w:b/>
+                <w:bCs/>
+                <w:rtl/>
+              </w:rPr>
+            </w:pPr>
+            <w:r>
+              <w:rPr>
+                <w:rFonts w:asciiTheme="minorBidi" w:hAnsiTheme="minorBidi"/>
+                <w:b/>
+                <w:bCs/>
+                <w:rtl/>
+              </w:rPr>
+              <w:t xml:space="preserve">{{ </w:t>
+            </w:r>
+            <w:r>
+              <w:rPr>
+                <w:rFonts w:asciiTheme="minorBidi" w:hAnsiTheme="minorBidi"/>
+                <w:b/>
+                <w:bCs/>
+              </w:rPr>
+              <w:t>l.k</w:t>
+            </w:r>
+            <w:r>
+              <w:rPr>
+                <w:rFonts w:asciiTheme="minorBidi" w:hAnsiTheme="minorBidi"/>
+                <w:b/>
+                <w:bCs/>
+                <w:rtl/>
+              </w:rPr>
+              <w:t xml:space="preserve"> }}</w:t>
+            </w:r>
+          </w:p>
+        </w:tc>
+        <w:tc>
+          <w:tcPr>
+            <w:tcW w:w="531" w:type="dxa"/>
+            <w:tcBorders>
+              <w:bottom w:val="single" w:sz="4" w:space="0" w:color="auto"/>
+            </w:tcBorders>
+            <w:vAlign w:val="center"/>
+          </w:tcPr>
+          <w:p>
+            <w:pPr>
+              <w:jc w:val="center"/>
+              <w:rPr>
+                <w:rFonts w:asciiTheme="minorBidi" w:hAnsiTheme="minorBidi"/>
+                <w:b/>
+                <w:bCs/>
+                <w:rtl/>
+              </w:rPr>
+            </w:pPr>
+            <w:r>
+              <w:rPr>
+                <w:rFonts w:asciiTheme="minorBidi" w:hAnsiTheme="minorBidi"/>
+                <w:b/>
+                <w:bCs/>
+                <w:rtl/>
+              </w:rPr>
+              <w:t xml:space="preserve">{{ </w:t>
+            </w:r>
+            <w:r>
+              <w:rPr>
+                <w:rFonts w:asciiTheme="minorBidi" w:hAnsiTheme="minorBidi"/>
+                <w:b/>
+                <w:bCs/>
+              </w:rPr>
+              <w:t>l.f</w:t>
+            </w:r>
+            <w:r>
+              <w:rPr>
+                <w:rFonts w:asciiTheme="minorBidi" w:hAnsiTheme="minorBidi"/>
+                <w:b/>
+                <w:bCs/>
+                <w:rtl/>
+              </w:rPr>
+              <w:t xml:space="preserve"> }}</w:t>
+            </w:r>
+          </w:p>
+        </w:tc>
+        <w:tc>
+          <w:tcPr>
+            <w:tcW w:w="567" w:type="dxa"/>
+            <w:tcBorders>
+              <w:bottom w:val="single" w:sz="4" w:space="0" w:color="auto"/>
+            </w:tcBorders>
+            <w:vAlign w:val="center"/>
+          </w:tcPr>
+          <w:p>
+            <w:pPr>
+              <w:jc w:val="center"/>
+              <w:rPr>
+                <w:rFonts w:asciiTheme="minorBidi" w:hAnsiTheme="minorBidi"/>
+                <w:rtl/>
+              </w:rPr>
+            </w:pPr>
+            <w:r>
+              <w:rPr>
+                <w:rFonts w:asciiTheme="minorBidi" w:hAnsiTheme="minorBidi"/>
+                <w:rtl/>
+              </w:rPr>
+              <w:t>ــ</w:t>
+            </w:r>
+          </w:p>
+        </w:tc>
+        <w:tc>
+          <w:tcPr>
+            <w:tcW w:w="497" w:type="dxa"/>
+            <w:tcBorders>
+              <w:bottom w:val="single" w:sz="4" w:space="0" w:color="auto"/>
+            </w:tcBorders>
+            <w:vAlign w:val="center"/>
+          </w:tcPr>
+          <w:p>
+            <w:pPr>
+              <w:jc w:val="center"/>
+              <w:rPr>
+                <w:rFonts w:asciiTheme="minorBidi" w:hAnsiTheme="minorBidi"/>
+                <w:rtl/>
+              </w:rPr>
+            </w:pPr>
+            <w:r>
+              <w:rPr>
+                <w:rFonts w:asciiTheme="minorBidi" w:hAnsiTheme="minorBidi"/>
+                <w:rtl/>
+              </w:rPr>
+              <w:t>ــ</w:t>
+            </w:r>
+          </w:p>
+        </w:tc>
+        <w:tc>
+          <w:tcPr>
+            <w:tcW w:w="558" w:type="dxa"/>
+            <w:tcBorders>
+              <w:bottom w:val="single" w:sz="4" w:space="0" w:color="auto"/>
+            </w:tcBorders>
+            <w:vAlign w:val="center"/>
+          </w:tcPr>
+          <w:p>
+            <w:pPr>
+              <w:jc w:val="center"/>
+              <w:rPr>
+                <w:rFonts w:asciiTheme="minorBidi" w:hAnsiTheme="minorBidi"/>
+                <w:rtl/>
+              </w:rPr>
+            </w:pPr>
+            <w:r>
+              <w:rPr>
+                <w:rFonts w:asciiTheme="minorBidi" w:hAnsiTheme="minorBidi"/>
+                <w:rtl/>
+              </w:rPr>
+              <w:t>ــ</w:t>
+            </w:r>
+          </w:p>
+        </w:tc>
+        <w:tc>
+          <w:tcPr>
+            <w:tcW w:w="595" w:type="dxa"/>
+            <w:tcBorders>
+              <w:bottom w:val="single" w:sz="4" w:space="0" w:color="auto"/>
+            </w:tcBorders>
+            <w:vAlign w:val="center"/>
+          </w:tcPr>
+          <w:p>
+            <w:pPr>
+              <w:jc w:val="center"/>
+              <w:rPr>
+                <w:rFonts w:asciiTheme="minorBidi" w:hAnsiTheme="minorBidi"/>
+                <w:rtl/>
+              </w:rPr>
+            </w:pPr>
+            <w:r>
+              <w:rPr>
+                <w:rFonts w:asciiTheme="minorBidi" w:hAnsiTheme="minorBidi"/>
+                <w:rtl/>
+              </w:rPr>
+              <w:t>ــ</w:t>
+            </w:r>
+          </w:p>
+        </w:tc>
+        <w:tc>
+          <w:tcPr>
+            <w:tcW w:w="497" w:type="dxa"/>
+            <w:tcBorders>
+              <w:bottom w:val="single" w:sz="4" w:space="0" w:color="auto"/>
+            </w:tcBorders>
+            <w:vAlign w:val="center"/>
+          </w:tcPr>
+          <w:p>
+            <w:pPr>
+              <w:jc w:val="center"/>
+              <w:rPr>
+                <w:rFonts w:asciiTheme="minorBidi" w:hAnsiTheme="minorBidi"/>
+                <w:rtl/>
+              </w:rPr>
+            </w:pPr>
+            <w:r>
+              <w:rPr>
+                <w:rFonts w:asciiTheme="minorBidi" w:hAnsiTheme="minorBidi"/>
+                <w:rtl/>
+              </w:rPr>
+              <w:t>ــ</w:t>
+            </w:r>
+          </w:p>
+        </w:tc>
+        <w:tc>
+          <w:tcPr>
+            <w:tcW w:w="558" w:type="dxa"/>
+            <w:tcBorders>
+              <w:bottom w:val="single" w:sz="4" w:space="0" w:color="auto"/>
+            </w:tcBorders>
+            <w:vAlign w:val="center"/>
+          </w:tcPr>
+          <w:p>
+            <w:pPr>
+              <w:jc w:val="center"/>
+              <w:rPr>
+                <w:rFonts w:asciiTheme="minorBidi" w:hAnsiTheme="minorBidi"/>
+                <w:rtl/>
+              </w:rPr>
+            </w:pPr>
+            <w:r>
+              <w:rPr>
+                <w:rFonts w:asciiTheme="minorBidi" w:hAnsiTheme="minorBidi"/>
+                <w:rtl/>
+              </w:rPr>
+              <w:t>ــ</w:t>
+            </w:r>
+          </w:p>
+        </w:tc>
+        <w:tc>
+          <w:tcPr>
+            <w:tcW w:w="848" w:type="dxa"/>
+            <w:tcBorders>
+              <w:bottom w:val="single" w:sz="4" w:space="0" w:color="auto"/>
+            </w:tcBorders>
+            <w:vAlign w:val="center"/>
+          </w:tcPr>
+          <w:p>
+            <w:pPr>
+              <w:jc w:val="center"/>
+              <w:rPr>
+                <w:rFonts w:asciiTheme="minorBidi" w:hAnsiTheme="minorBidi"/>
+                <w:b/>
+                <w:bCs/>
+                <w:rtl/>
+              </w:rPr>
+            </w:pPr>
+            <w:r>
+              <w:rPr>
+                <w:rFonts w:asciiTheme="minorBidi" w:hAnsiTheme="minorBidi"/>
+                <w:b/>
+                <w:bCs/>
+                <w:rtl/>
+              </w:rPr>
+              <w:t xml:space="preserve">{{ </w:t>
+            </w:r>
+            <w:r>
+              <w:rPr>
+                <w:rFonts w:asciiTheme="minorBidi" w:hAnsiTheme="minorBidi"/>
+                <w:b/>
+                <w:bCs/>
+              </w:rPr>
+              <w:t>l.n</w:t>
+            </w:r>
+            <w:r>
+              <w:rPr>
+                <w:rFonts w:asciiTheme="minorBidi" w:hAnsiTheme="minorBidi"/>
+                <w:b/>
+                <w:bCs/>
+                <w:rtl/>
+              </w:rPr>
+              <w:t xml:space="preserve"> }}</w:t>
+            </w:r>
+          </w:p>
+        </w:tc>
+        <w:tc>
+          <w:tcPr>
+            <w:tcW w:w="992" w:type="dxa"/>
+            <w:tcBorders>
+              <w:bottom w:val="single" w:sz="4" w:space="0" w:color="auto"/>
+            </w:tcBorders>
+            <w:vAlign w:val="center"/>
+          </w:tcPr>
+          <w:p>
+            <w:pPr>
+              <w:jc w:val="center"/>
+              <w:rPr>
+                <w:rFonts w:asciiTheme="minorBidi" w:hAnsiTheme="minorBidi"/>
+                <w:b/>
+                <w:bCs/>
+                <w:rtl/>
+              </w:rPr>
+            </w:pPr>
+            <w:r>
+              <w:rPr>
+                <w:rFonts w:asciiTheme="minorBidi" w:hAnsiTheme="minorBidi"/>
+                <w:b/>
+                <w:bCs/>
+                <w:rtl/>
+              </w:rPr>
+              <w:t>{</w:t>
+            </w:r>
+            <w:bookmarkStart w:id="0" w:name="_GoBack"/>
+            <w:bookmarkEnd w:id="0"/>
+            <w:r>
+              <w:rPr>
+                <w:rFonts w:asciiTheme="minorBidi" w:hAnsiTheme="minorBidi"/>
+                <w:b/>
+                <w:bCs/>
+                <w:rtl/>
+              </w:rPr>
+              <w:t xml:space="preserve">{ </w:t>
+            </w:r>
+            <w:r>
+              <w:rPr>
+                <w:rFonts w:asciiTheme="minorBidi" w:hAnsiTheme="minorBidi"/>
+                <w:b/>
+                <w:bCs/>
+              </w:rPr>
+              <w:t>l.s_bound</w:t>
+            </w:r>
+            <w:r>
+              <w:rPr>
+                <w:rFonts w:asciiTheme="minorBidi" w:hAnsiTheme="minorBidi"/>
+                <w:b/>
+                <w:bCs/>
+                <w:rtl/>
+              </w:rPr>
+              <w:t xml:space="preserve"> }}</w:t>
+            </w:r>
+          </w:p>
+        </w:tc>
+        <w:tc>
+          <w:tcPr>
+            <w:tcW w:w="851" w:type="dxa"/>
+            <w:tcBorders>
+              <w:bottom w:val="single" w:sz="4" w:space="0" w:color="auto"/>
+            </w:tcBorders>
+            <w:vAlign w:val="center"/>
+          </w:tcPr>
+          <w:p>
+            <w:pPr>
+              <w:jc w:val="center"/>
+              <w:rPr>
+                <w:rFonts w:asciiTheme="minorBidi" w:hAnsiTheme="minorBidi"/>
+                <w:b/>
+                <w:bCs/>
+                <w:rtl/>
+              </w:rPr>
+            </w:pPr>
+            <w:r>
+              <w:rPr>
+                <w:rFonts w:asciiTheme="minorBidi" w:hAnsiTheme="minorBidi"/>
+                <w:b/>
+                <w:bCs/>
+                <w:rtl/>
+              </w:rPr>
+              <w:t xml:space="preserve">{{ </w:t>
+            </w:r>
+            <w:r>
+              <w:rPr>
+                <w:rFonts w:asciiTheme="minorBidi" w:hAnsiTheme="minorBidi"/>
+                <w:b/>
+                <w:bCs/>
+              </w:rPr>
+              <w:t>l.e</w:t>
+            </w:r>
+            <w:r>
+              <w:rPr>
+                <w:rFonts w:asciiTheme="minorBidi" w:hAnsiTheme="minorBidi"/>
+                <w:b/>
+                <w:bCs/>
+                <w:rtl/>
+              </w:rPr>
+              <w:t xml:space="preserve"> }}</w:t>
+            </w:r>
+          </w:p>
+        </w:tc>
+        <w:tc>
+          <w:tcPr>
+            <w:tcW w:w="1053" w:type="dxa"/>
+            <w:tcBorders>
+              <w:bottom w:val="single" w:sz="4" w:space="0" w:color="auto"/>
+            </w:tcBorders>
+            <w:vAlign w:val="center"/>
+          </w:tcPr>
+          <w:p>
+            <w:pPr>
+              <w:jc w:val="center"/>
+              <w:rPr>
+                <w:rFonts w:asciiTheme="minorBidi" w:hAnsiTheme="minorBidi"/>
+                <w:b/>
+                <w:bCs/>
+              </w:rPr>
+            </w:pPr>
+            <w:r>
+              <w:rPr>
+                <w:rFonts w:asciiTheme="minorBidi" w:hAnsiTheme="minorBidi"/>
+                <w:b/>
+                <w:bCs/>
+              </w:rPr>
+              <w:t>{{ l.w }}</w:t>
+            </w:r>
+          </w:p>
+        </w:tc>
+      </w:tr>
+      <w:tr>
+        <w:trPr>
+          <w:cantSplit/>
+          <w:trHeight w:val="1078"/>
+        </w:trPr>
+        <w:tc>
+          <w:tcPr>
+            <w:tcW w:w="1384" w:type="dxa"/>
+            <w:tcBorders>
+              <w:bottom w:val="single" w:sz="4" w:space="0" w:color="auto"/>
+            </w:tcBorders>
+            <w:vAlign w:val="center"/>
+          </w:tcPr>
+          <w:p>
+            <w:pPr>
+              <w:jc w:val="center"/>
+              <w:rPr>
+                <w:rFonts w:asciiTheme="minorBidi" w:hAnsiTheme="minorBidi"/>
+                <w:b/>
+                <w:bCs/>
+              </w:rPr>
+            </w:pPr>
+          </w:p>
+        </w:tc>
+        <w:tc>
+          <w:tcPr>
+            <w:tcW w:w="764" w:type="dxa"/>
+            <w:tcBorders>
+              <w:bottom w:val="single" w:sz="4" w:space="0" w:color="auto"/>
+            </w:tcBorders>
+            <w:vAlign w:val="center"/>
+          </w:tcPr>
+          <w:p>
+            <w:pPr>
+              <w:rPr>
+                <w:rFonts w:asciiTheme="minorBidi" w:hAnsiTheme="minorBidi"/>
+              </w:rPr>
+            </w:pPr>
+          </w:p>
+        </w:tc>
+        <w:tc>
+          <w:tcPr>
+            <w:tcW w:w="511" w:type="dxa"/>
+            <w:tcBorders>
+              <w:bottom w:val="single" w:sz="4" w:space="0" w:color="auto"/>
+            </w:tcBorders>
+            <w:vAlign w:val="center"/>
+          </w:tcPr>
+          <w:p>
+            <w:pPr>
+              <w:rPr>
+                <w:rFonts w:asciiTheme="minorBidi" w:hAnsiTheme="minorBidi"/>
+              </w:rPr>
+            </w:pPr>
+          </w:p>
+        </w:tc>
+        <w:tc>
+          <w:tcPr>
+            <w:tcW w:w="531" w:type="dxa"/>
+            <w:tcBorders>
+              <w:bottom w:val="single" w:sz="4" w:space="0" w:color="auto"/>
+            </w:tcBorders>
+            <w:vAlign w:val="center"/>
+          </w:tcPr>
+          <w:p>
+            <w:pPr>
+              <w:rPr>
+                <w:rFonts w:asciiTheme="minorBidi" w:hAnsiTheme="minorBidi"/>
+              </w:rPr>
+            </w:pPr>
+          </w:p>
+        </w:tc>
+        <w:tc>
+          <w:tcPr>
+            <w:tcW w:w="567" w:type="dxa"/>
+            <w:tcBorders>
+              <w:bottom w:val="single" w:sz="4" w:space="0" w:color="auto"/>
+            </w:tcBorders>
+            <w:vAlign w:val="center"/>
+          </w:tcPr>
+          <w:p>
+            <w:pPr>
+              <w:rPr>
+                <w:rFonts w:asciiTheme="minorBidi" w:hAnsiTheme="minorBidi"/>
+              </w:rPr>
+            </w:pPr>
+          </w:p>
+        </w:tc>
+        <w:tc>
+          <w:tcPr>
+            <w:tcW w:w="497" w:type="dxa"/>
+            <w:tcBorders>
+              <w:bottom w:val="single" w:sz="4" w:space="0" w:color="auto"/>
+            </w:tcBorders>
+            <w:vAlign w:val="center"/>
+          </w:tcPr>
+          <w:p>
+            <w:pPr>
+              <w:rPr>
+                <w:rFonts w:asciiTheme="minorBidi" w:hAnsiTheme="minorBidi"/>
+              </w:rPr>
+            </w:pPr>
+          </w:p>
+        </w:tc>
+        <w:tc>
+          <w:tcPr>
+            <w:tcW w:w="558" w:type="dxa"/>
+            <w:tcBorders>
+              <w:bottom w:val="single" w:sz="4" w:space="0" w:color="auto"/>
+            </w:tcBorders>
+            <w:vAlign w:val="center"/>
+          </w:tcPr>
+          <w:p>
+            <w:pPr>
+              <w:rPr>
+                <w:rFonts w:asciiTheme="minorBidi" w:hAnsiTheme="minorBidi"/>
+              </w:rPr>
+            </w:pPr>
+          </w:p>
+        </w:tc>
+        <w:tc>
+          <w:tcPr>
+            <w:tcW w:w="595" w:type="dxa"/>
+            <w:tcBorders>
+              <w:bottom w:val="single" w:sz="4" w:space="0" w:color="auto"/>
+            </w:tcBorders>
+            <w:vAlign w:val="center"/>
+          </w:tcPr>
+          <w:p>
+            <w:pPr>
+              <w:rPr>
+                <w:rFonts w:asciiTheme="minorBidi" w:hAnsiTheme="minorBidi"/>
+              </w:rPr>
+            </w:pPr>
+          </w:p>
+        </w:tc>
+        <w:tc>
+          <w:tcPr>
+            <w:tcW w:w="497" w:type="dxa"/>
+            <w:tcBorders>
+              <w:bottom w:val="single" w:sz="4" w:space="0" w:color="auto"/>
+            </w:tcBorders>
+            <w:vAlign w:val="center"/>
+          </w:tcPr>
+          <w:p>
+            <w:pPr>
+              <w:rPr>
+                <w:rFonts w:asciiTheme="minorBidi" w:hAnsiTheme="minorBidi"/>
+              </w:rPr>
+            </w:pPr>
+          </w:p>
+        </w:tc>
+        <w:tc>
+          <w:tcPr>
+            <w:tcW w:w="558" w:type="dxa"/>
+            <w:tcBorders>
+              <w:bottom w:val="single" w:sz="4" w:space="0" w:color="auto"/>
+            </w:tcBorders>
+            <w:vAlign w:val="center"/>
+          </w:tcPr>
+          <w:p>
+            <w:pPr>
+              <w:rPr>
+                <w:rFonts w:asciiTheme="minorBidi" w:hAnsiTheme="minorBidi"/>
+              </w:rPr>
+            </w:pPr>
+          </w:p>
+        </w:tc>
+        <w:tc>
+          <w:tcPr>
+            <w:tcW w:w="848" w:type="dxa"/>
+            <w:tcBorders>
+              <w:bottom w:val="single" w:sz="4" w:space="0" w:color="auto"/>
+            </w:tcBorders>
+            <w:vAlign w:val="center"/>
+          </w:tcPr>
+          <w:p>
+            <w:pPr>
+              <w:rPr>
+                <w:rFonts w:asciiTheme="minorBidi" w:hAnsiTheme="minorBidi"/>
+              </w:rPr>
+            </w:pPr>
+          </w:p>
+        </w:tc>
+        <w:tc>
+          <w:tcPr>
+            <w:tcW w:w="992" w:type="dxa"/>
+            <w:tcBorders>
+              <w:bottom w:val="single" w:sz="4" w:space="0" w:color="auto"/>
+            </w:tcBorders>
+            <w:vAlign w:val="center"/>
+          </w:tcPr>
+          <w:p>
+            <w:pPr>
+              <w:rPr>
+                <w:rFonts w:asciiTheme="minorBidi" w:hAnsiTheme="minorBidi"/>
+              </w:rPr>
+            </w:pPr>
+          </w:p>
+        </w:tc>
+        <w:tc>
+          <w:tcPr>
+            <w:tcW w:w="851" w:type="dxa"/>
+            <w:tcBorders>
+              <w:bottom w:val="single" w:sz="4" w:space="0" w:color="auto"/>
+            </w:tcBorders>
+            <w:vAlign w:val="center"/>
+          </w:tcPr>
+          <w:p>
+            <w:pPr>
+              <w:rPr>
+                <w:rFonts w:asciiTheme="minorBidi" w:hAnsiTheme="minorBidi"/>
+              </w:rPr>
+            </w:pPr>
+          </w:p>
+        </w:tc>
+        <w:tc>
+          <w:tcPr>
+            <w:tcW w:w="1053" w:type="dxa"/>
+            <w:tcBorders>
+              <w:bottom w:val="single" w:sz="4" w:space="0" w:color="auto"/>
+            </w:tcBorders>
+            <w:vAlign w:val="center"/>
+          </w:tcPr>
+          <w:p>
+            <w:pPr>
+              <w:jc w:val="center"/>
+              <w:rPr>
+                <w:rFonts w:asciiTheme="minorBidi" w:hAnsiTheme="minorBidi"/>
+                <w:b/>
+                <w:bCs/>
+              </w:rPr>
+            </w:pPr>
+            <w:r>
+              <w:rPr>
+                <w:rFonts w:asciiTheme="minorBidi" w:hAnsiTheme="minorBidi"/>
+                <w:b/>
+                <w:bCs/>
+              </w:rPr>
+              <w:t>{%tr endfor %}</w:t>
             </w:r>
           </w:p>
         </w:tc>
@@ -1752,6 +2281,7 @@
             <w:pPr>
               <w:jc w:val="center"/>
               <w:rPr>
+                <w:rFonts w:asciiTheme="minorBidi" w:hAnsiTheme="minorBidi"/>
                 <w:b/>
                 <w:bCs/>
                 <w:sz w:val="26"/>
@@ -1762,7 +2292,7 @@
             </w:pPr>
             <w:r>
               <w:rPr>
-                <w:rFonts w:hint="cs"/>
+                <w:rFonts w:asciiTheme="minorBidi" w:hAnsiTheme="minorBidi"/>
                 <w:b/>
                 <w:bCs/>
                 <w:sz w:val="26"/>
@@ -1783,13 +2313,15 @@
             <w:pPr>
               <w:jc w:val="center"/>
               <w:rPr>
-                <w:b/>
-                <w:bCs/>
-                <w:rtl/>
-              </w:rPr>
-            </w:pPr>
-            <w:r>
-              <w:rPr>
+                <w:rFonts w:asciiTheme="minorBidi" w:hAnsiTheme="minorBidi"/>
+                <w:b/>
+                <w:bCs/>
+                <w:rtl/>
+              </w:rPr>
+            </w:pPr>
+            <w:r>
+              <w:rPr>
+                <w:rFonts w:asciiTheme="minorBidi" w:hAnsiTheme="minorBidi"/>
                 <w:b/>
                 <w:bCs/>
                 <w:rtl/>
@@ -1807,14 +2339,15 @@
             <w:pPr>
               <w:jc w:val="center"/>
               <w:rPr>
-                <w:b/>
-                <w:bCs/>
-                <w:rtl/>
-              </w:rPr>
-            </w:pPr>
-            <w:r>
-              <w:rPr>
-                <w:rFonts w:cs="Arial"/>
+                <w:rFonts w:asciiTheme="minorBidi" w:hAnsiTheme="minorBidi"/>
+                <w:b/>
+                <w:bCs/>
+                <w:rtl/>
+              </w:rPr>
+            </w:pPr>
+            <w:r>
+              <w:rPr>
+                <w:rFonts w:asciiTheme="minorBidi" w:hAnsiTheme="minorBidi"/>
                 <w:b/>
                 <w:bCs/>
                 <w:rtl/>
@@ -1832,14 +2365,15 @@
             <w:pPr>
               <w:jc w:val="center"/>
               <w:rPr>
-                <w:b/>
-                <w:bCs/>
-                <w:rtl/>
-              </w:rPr>
-            </w:pPr>
-            <w:r>
-              <w:rPr>
-                <w:rFonts w:cs="Arial"/>
+                <w:rFonts w:asciiTheme="minorBidi" w:hAnsiTheme="minorBidi"/>
+                <w:b/>
+                <w:bCs/>
+                <w:rtl/>
+              </w:rPr>
+            </w:pPr>
+            <w:r>
+              <w:rPr>
+                <w:rFonts w:asciiTheme="minorBidi" w:hAnsiTheme="minorBidi"/>
                 <w:b/>
                 <w:bCs/>
                 <w:rtl/>
@@ -1857,12 +2391,13 @@
             <w:pPr>
               <w:jc w:val="center"/>
               <w:rPr>
-                <w:rtl/>
-              </w:rPr>
-            </w:pPr>
-            <w:r>
-              <w:rPr>
-                <w:rFonts w:hint="cs"/>
+                <w:rFonts w:asciiTheme="minorBidi" w:hAnsiTheme="minorBidi"/>
+                <w:rtl/>
+              </w:rPr>
+            </w:pPr>
+            <w:r>
+              <w:rPr>
+                <w:rFonts w:asciiTheme="minorBidi" w:hAnsiTheme="minorBidi"/>
                 <w:rtl/>
               </w:rPr>
               <w:t>ــ</w:t>
@@ -1878,12 +2413,13 @@
             <w:pPr>
               <w:jc w:val="center"/>
               <w:rPr>
-                <w:rtl/>
-              </w:rPr>
-            </w:pPr>
-            <w:r>
-              <w:rPr>
-                <w:rFonts w:hint="cs"/>
+                <w:rFonts w:asciiTheme="minorBidi" w:hAnsiTheme="minorBidi"/>
+                <w:rtl/>
+              </w:rPr>
+            </w:pPr>
+            <w:r>
+              <w:rPr>
+                <w:rFonts w:asciiTheme="minorBidi" w:hAnsiTheme="minorBidi"/>
                 <w:rtl/>
               </w:rPr>
               <w:t>ــ</w:t>
@@ -1899,12 +2435,13 @@
             <w:pPr>
               <w:jc w:val="center"/>
               <w:rPr>
-                <w:rtl/>
-              </w:rPr>
-            </w:pPr>
-            <w:r>
-              <w:rPr>
-                <w:rFonts w:hint="cs"/>
+                <w:rFonts w:asciiTheme="minorBidi" w:hAnsiTheme="minorBidi"/>
+                <w:rtl/>
+              </w:rPr>
+            </w:pPr>
+            <w:r>
+              <w:rPr>
+                <w:rFonts w:asciiTheme="minorBidi" w:hAnsiTheme="minorBidi"/>
                 <w:rtl/>
               </w:rPr>
               <w:t>ــ</w:t>
@@ -1920,12 +2457,13 @@
             <w:pPr>
               <w:jc w:val="center"/>
               <w:rPr>
-                <w:rtl/>
-              </w:rPr>
-            </w:pPr>
-            <w:r>
-              <w:rPr>
-                <w:rFonts w:hint="cs"/>
+                <w:rFonts w:asciiTheme="minorBidi" w:hAnsiTheme="minorBidi"/>
+                <w:rtl/>
+              </w:rPr>
+            </w:pPr>
+            <w:r>
+              <w:rPr>
+                <w:rFonts w:asciiTheme="minorBidi" w:hAnsiTheme="minorBidi"/>
                 <w:rtl/>
               </w:rPr>
               <w:t>ــ</w:t>
@@ -1941,12 +2479,13 @@
             <w:pPr>
               <w:jc w:val="center"/>
               <w:rPr>
-                <w:rtl/>
-              </w:rPr>
-            </w:pPr>
-            <w:r>
-              <w:rPr>
-                <w:rFonts w:hint="cs"/>
+                <w:rFonts w:asciiTheme="minorBidi" w:hAnsiTheme="minorBidi"/>
+                <w:rtl/>
+              </w:rPr>
+            </w:pPr>
+            <w:r>
+              <w:rPr>
+                <w:rFonts w:asciiTheme="minorBidi" w:hAnsiTheme="minorBidi"/>
                 <w:rtl/>
               </w:rPr>
               <w:t>ــ</w:t>
@@ -1962,12 +2501,13 @@
             <w:pPr>
               <w:jc w:val="center"/>
               <w:rPr>
-                <w:rtl/>
-              </w:rPr>
-            </w:pPr>
-            <w:r>
-              <w:rPr>
-                <w:rFonts w:hint="cs"/>
+                <w:rFonts w:asciiTheme="minorBidi" w:hAnsiTheme="minorBidi"/>
+                <w:rtl/>
+              </w:rPr>
+            </w:pPr>
+            <w:r>
+              <w:rPr>
+                <w:rFonts w:asciiTheme="minorBidi" w:hAnsiTheme="minorBidi"/>
                 <w:rtl/>
               </w:rPr>
               <w:t>ــ</w:t>
@@ -1983,6 +2523,7 @@
           <w:p>
             <w:pPr>
               <w:rPr>
+                <w:rFonts w:asciiTheme="minorBidi" w:hAnsiTheme="minorBidi"/>
                 <w:b/>
                 <w:bCs/>
                 <w:sz w:val="26"/>
@@ -1993,7 +2534,7 @@
             </w:pPr>
             <w:r>
               <w:rPr>
-                <w:rFonts w:hint="cs"/>
+                <w:rFonts w:asciiTheme="minorBidi" w:hAnsiTheme="minorBidi"/>
                 <w:b/>
                 <w:bCs/>
                 <w:sz w:val="26"/>
@@ -2015,8 +2556,6 @@
               </w:rPr>
               <w:t>{{مساحة_البيع_حروف}}</w:t>
             </w:r>
-            <w:bookmarkStart w:id="0" w:name="_GoBack"/>
-            <w:bookmarkEnd w:id="0"/>
           </w:p>
         </w:tc>
       </w:tr>
@@ -2896,6 +3435,7 @@
           <w:rtl/>
           <w:lang w:bidi="ar-EG"/>
         </w:rPr>
+        <w:lastRenderedPageBreak/>
         <w:t xml:space="preserve">                                                                                     (                                   )</w:t>
       </w:r>
     </w:p>
@@ -3067,7 +3607,6 @@
           <w:rtl/>
           <w:lang w:bidi="ar-EG"/>
         </w:rPr>
-        <w:lastRenderedPageBreak/>
         <w:t>بيان طلب نقل حيازة زراعية مستوفياً كافة متطلبات الحصول علي الخدمة ( المستندات / الرسوم )</w:t>
       </w:r>
     </w:p>
@@ -3701,6 +4240,7 @@
   <w:style w:type="character" w:default="1" w:styleId="DefaultParagraphFont">
     <w:name w:val="Default Paragraph Font"/>
     <w:uiPriority w:val="1"/>
+    <w:semiHidden/>
     <w:unhideWhenUsed/>
   </w:style>
   <w:style w:type="table" w:default="1" w:styleId="TableNormal">
